--- a/FIE/FIE Stories of the Rebellion.docx
+++ b/FIE/FIE Stories of the Rebellion.docx
@@ -1,6 +1,6 @@
 
 <file path=word/document.xml><?xml version="1.0" encoding="utf-8"?>
-<w:document xmlns:wpc="http://schemas.microsoft.com/office/word/2010/wordprocessingCanvas" xmlns:cx="http://schemas.microsoft.com/office/drawing/2014/chartex" xmlns:cx1="http://schemas.microsoft.com/office/drawing/2015/9/8/chartex" xmlns:cx2="http://schemas.microsoft.com/office/drawing/2015/10/21/chartex" xmlns:cx3="http://schemas.microsoft.com/office/drawing/2016/5/9/chartex" xmlns:cx4="http://schemas.microsoft.com/office/drawing/2016/5/10/chartex" xmlns:cx5="http://schemas.microsoft.com/office/drawing/2016/5/11/chartex" xmlns:cx6="http://schemas.microsoft.com/office/drawing/2016/5/12/chartex" xmlns:cx7="http://schemas.microsoft.com/office/drawing/2016/5/13/chartex" xmlns:cx8="http://schemas.microsoft.com/office/drawing/2016/5/14/chartex" xmlns:mc="http://schemas.openxmlformats.org/markup-compatibility/2006" xmlns:aink="http://schemas.microsoft.com/office/drawing/2016/ink" xmlns:am3d="http://schemas.microsoft.com/office/drawing/2017/model3d" xmlns:o="urn:schemas-microsoft-com:office:office" xmlns:oel="http://schemas.microsoft.com/office/2019/extlst" xmlns:r="http://schemas.openxmlformats.org/officeDocument/2006/relationships" xmlns:m="http://schemas.openxmlformats.org/officeDocument/2006/math" xmlns:v="urn:schemas-microsoft-com:vml" xmlns:wp14="http://schemas.microsoft.com/office/word/2010/wordprocessingDrawing" xmlns:wp="http://schemas.openxmlformats.org/drawingml/2006/wordprocessingDrawing" xmlns:w10="urn:schemas-microsoft-com:office:word" xmlns:w="http://schemas.openxmlformats.org/wordprocessingml/2006/main" xmlns:w14="http://schemas.microsoft.com/office/word/2010/wordml" xmlns:w15="http://schemas.microsoft.com/office/word/2012/wordml" xmlns:w16cex="http://schemas.microsoft.com/office/word/2018/wordml/cex" xmlns:w16cid="http://schemas.microsoft.com/office/word/2016/wordml/cid" xmlns:w16="http://schemas.microsoft.com/office/word/2018/wordml" xmlns:w16sdtdh="http://schemas.microsoft.com/office/word/2020/wordml/sdtdatahash" xmlns:w16se="http://schemas.microsoft.com/office/word/2015/wordml/symex" xmlns:wpg="http://schemas.microsoft.com/office/word/2010/wordprocessingGroup" xmlns:wpi="http://schemas.microsoft.com/office/word/2010/wordprocessingInk" xmlns:wne="http://schemas.microsoft.com/office/word/2006/wordml" xmlns:wps="http://schemas.microsoft.com/office/word/2010/wordprocessingShape" mc:Ignorable="w14 w15 w16se w16cid w16 w16cex w16sdtdh wp14">
+<w:document xmlns:wpc="http://schemas.microsoft.com/office/word/2010/wordprocessingCanvas" xmlns:cx="http://schemas.microsoft.com/office/drawing/2014/chartex" xmlns:cx1="http://schemas.microsoft.com/office/drawing/2015/9/8/chartex" xmlns:cx2="http://schemas.microsoft.com/office/drawing/2015/10/21/chartex" xmlns:cx3="http://schemas.microsoft.com/office/drawing/2016/5/9/chartex" xmlns:cx4="http://schemas.microsoft.com/office/drawing/2016/5/10/chartex" xmlns:cx5="http://schemas.microsoft.com/office/drawing/2016/5/11/chartex" xmlns:cx6="http://schemas.microsoft.com/office/drawing/2016/5/12/chartex" xmlns:cx7="http://schemas.microsoft.com/office/drawing/2016/5/13/chartex" xmlns:cx8="http://schemas.microsoft.com/office/drawing/2016/5/14/chartex" xmlns:mc="http://schemas.openxmlformats.org/markup-compatibility/2006" xmlns:aink="http://schemas.microsoft.com/office/drawing/2016/ink" xmlns:am3d="http://schemas.microsoft.com/office/drawing/2017/model3d" xmlns:o="urn:schemas-microsoft-com:office:office" xmlns:r="http://schemas.openxmlformats.org/officeDocument/2006/relationships" xmlns:m="http://schemas.openxmlformats.org/officeDocument/2006/math" xmlns:v="urn:schemas-microsoft-com:vml" xmlns:wp14="http://schemas.microsoft.com/office/word/2010/wordprocessingDrawing" xmlns:wp="http://schemas.openxmlformats.org/drawingml/2006/wordprocessingDrawing" xmlns:w10="urn:schemas-microsoft-com:office:word" xmlns:w="http://schemas.openxmlformats.org/wordprocessingml/2006/main" xmlns:w14="http://schemas.microsoft.com/office/word/2010/wordml" xmlns:w15="http://schemas.microsoft.com/office/word/2012/wordml" xmlns:w16cex="http://schemas.microsoft.com/office/word/2018/wordml/cex" xmlns:w16cid="http://schemas.microsoft.com/office/word/2016/wordml/cid" xmlns:w16="http://schemas.microsoft.com/office/word/2018/wordml" xmlns:w16sdtdh="http://schemas.microsoft.com/office/word/2020/wordml/sdtdatahash" xmlns:w16se="http://schemas.microsoft.com/office/word/2015/wordml/symex" xmlns:wpg="http://schemas.microsoft.com/office/word/2010/wordprocessingGroup" xmlns:wpi="http://schemas.microsoft.com/office/word/2010/wordprocessingInk" xmlns:wne="http://schemas.microsoft.com/office/word/2006/wordml" xmlns:wps="http://schemas.microsoft.com/office/word/2010/wordprocessingShape" mc:Ignorable="w14 w15 w16se w16cid w16 w16cex w16sdtdh wp14">
   <w:body>
     <w:sdt>
       <w:sdtPr>
@@ -10,6 +10,7 @@
           <w:docPartUnique/>
         </w:docPartObj>
       </w:sdtPr>
+      <w:sdtEndPr/>
       <w:sdtContent>
         <w:p/>
         <w:p>
@@ -106,6 +107,7 @@
                                     <w:calendar w:val="gregorian"/>
                                   </w:date>
                                 </w:sdtPr>
+                                <w:sdtEndPr/>
                                 <w:sdtContent>
                                   <w:p>
                                     <w:pPr>
@@ -167,7 +169,7 @@
                   </wp:anchor>
                 </w:drawing>
               </mc:Choice>
-              <mc:Fallback>
+              <mc:Fallback xmlns:oel="http://schemas.microsoft.com/office/2019/extlst">
                 <w:pict>
                   <v:shapetype w14:anchorId="50F3F99D" id="_x0000_t202" coordsize="21600,21600" o:spt="202" path="m,l,21600r21600,l21600,xe">
                     <v:stroke joinstyle="miter"/>
@@ -329,6 +331,7 @@
                                   <w:dataBinding w:prefixMappings="xmlns:ns0='http://purl.org/dc/elements/1.1/' xmlns:ns1='http://schemas.openxmlformats.org/package/2006/metadata/core-properties' " w:xpath="/ns1:coreProperties[1]/ns0:creator[1]" w:storeItemID="{6C3C8BC8-F283-45AE-878A-BAB7291924A1}"/>
                                   <w:text/>
                                 </w:sdtPr>
+                                <w:sdtEndPr/>
                                 <w:sdtContent>
                                   <w:p>
                                     <w:pPr>
@@ -377,6 +380,7 @@
                                     <w:dataBinding w:prefixMappings="xmlns:ns0='http://schemas.openxmlformats.org/officeDocument/2006/extended-properties' " w:xpath="/ns0:Properties[1]/ns0:Company[1]" w:storeItemID="{6668398D-A668-4E3E-A5EB-62B293D839F1}"/>
                                     <w:text/>
                                   </w:sdtPr>
+                                  <w:sdtEndPr/>
                                   <w:sdtContent>
                                     <w:r>
                                       <w:rPr>
@@ -414,6 +418,7 @@
                                     <w:dataBinding w:prefixMappings="xmlns:ns0='http://schemas.microsoft.com/office/2006/coverPageProps' " w:xpath="/ns0:CoverPageProperties[1]/ns0:CompanyAddress[1]" w:storeItemID="{55AF091B-3C7A-41E3-B477-F2FDAA23CFDA}"/>
                                     <w:text/>
                                   </w:sdtPr>
+                                  <w:sdtEndPr/>
                                   <w:sdtContent>
                                     <w:r>
                                       <w:rPr>
@@ -455,7 +460,7 @@
                   </wp:anchor>
                 </w:drawing>
               </mc:Choice>
-              <mc:Fallback>
+              <mc:Fallback xmlns:oel="http://schemas.microsoft.com/office/2019/extlst">
                 <w:pict>
                   <v:shape w14:anchorId="545ED4A8" id="Text Box 112" o:spid="_x0000_s1027" type="#_x0000_t202" style="position:absolute;margin-left:0;margin-top:0;width:453pt;height:51.4pt;z-index:251661312;visibility:visible;mso-wrap-style:square;mso-width-percent:734;mso-height-percent:80;mso-left-percent:150;mso-top-percent:837;mso-wrap-distance-left:9pt;mso-wrap-distance-top:0;mso-wrap-distance-right:9pt;mso-wrap-distance-bottom:0;mso-position-horizontal-relative:page;mso-position-vertical-relative:page;mso-width-percent:734;mso-height-percent:80;mso-left-percent:150;mso-top-percent:837;mso-width-relative:page;mso-height-relative:page;v-text-anchor:bottom" o:gfxdata="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" filled="f" stroked="f" strokeweight=".5pt">
                     <v:textbox inset="0,0,0,0">
@@ -683,6 +688,7 @@
                                     <w:dataBinding w:prefixMappings="xmlns:ns0='http://purl.org/dc/elements/1.1/' xmlns:ns1='http://schemas.openxmlformats.org/package/2006/metadata/core-properties' " w:xpath="/ns1:coreProperties[1]/ns0:title[1]" w:storeItemID="{6C3C8BC8-F283-45AE-878A-BAB7291924A1}"/>
                                     <w:text w:multiLine="1"/>
                                   </w:sdtPr>
+                                  <w:sdtEndPr/>
                                   <w:sdtContent>
                                     <w:r>
                                       <w:rPr>
@@ -727,6 +733,7 @@
                                   <w:dataBinding w:prefixMappings="xmlns:ns0='http://purl.org/dc/elements/1.1/' xmlns:ns1='http://schemas.openxmlformats.org/package/2006/metadata/core-properties' " w:xpath="/ns1:coreProperties[1]/ns0:subject[1]" w:storeItemID="{6C3C8BC8-F283-45AE-878A-BAB7291924A1}"/>
                                   <w:text/>
                                 </w:sdtPr>
+                                <w:sdtEndPr/>
                                 <w:sdtContent>
                                   <w:p>
                                     <w:pPr>
@@ -779,7 +786,7 @@
                   </wp:anchor>
                 </w:drawing>
               </mc:Choice>
-              <mc:Fallback>
+              <mc:Fallback xmlns:oel="http://schemas.microsoft.com/office/2019/extlst">
                 <w:pict>
                   <v:shape w14:anchorId="0B08B11C" id="Text Box 113" o:spid="_x0000_s1028" type="#_x0000_t202" style="position:absolute;margin-left:0;margin-top:0;width:453pt;height:41.4pt;z-index:251660288;visibility:visible;mso-wrap-style:square;mso-width-percent:734;mso-height-percent:363;mso-left-percent:150;mso-top-percent:455;mso-wrap-distance-left:9pt;mso-wrap-distance-top:0;mso-wrap-distance-right:9pt;mso-wrap-distance-bottom:0;mso-position-horizontal-relative:page;mso-position-vertical-relative:page;mso-width-percent:734;mso-height-percent:363;mso-left-percent:150;mso-top-percent:455;mso-width-relative:page;mso-height-relative:page;v-text-anchor:bottom" o:gfxdata="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" filled="f" stroked="f" strokeweight=".5pt">
                     <v:textbox inset="0,0,0,0">
@@ -1028,7 +1035,7 @@
                   </wp:anchor>
                 </w:drawing>
               </mc:Choice>
-              <mc:Fallback>
+              <mc:Fallback xmlns:oel="http://schemas.microsoft.com/office/2019/extlst">
                 <w:pict>
                   <v:group w14:anchorId="3849867A" id="Group 114" o:spid="_x0000_s1026" style="position:absolute;margin-left:0;margin-top:0;width:18pt;height:10in;z-index:251659264;mso-width-percent:29;mso-height-percent:909;mso-left-percent:45;mso-position-horizontal-relative:page;mso-position-vertical:center;mso-position-vertical-relative:page;mso-width-percent:29;mso-height-percent:909;mso-left-percent:45" coordsize="2286,91440" o:gfxdata="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">
                     <v:rect id="Rectangle 115" o:spid="_x0000_s1027" style="position:absolute;width:2286;height:87820;visibility:visible;mso-wrap-style:square;v-text-anchor:middle" o:gfxdata="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" fillcolor="#ed7d31 [3205]" stroked="f" strokeweight="1pt"/>
@@ -1550,7 +1557,6 @@
         <w:rPr>
           <w:lang w:val="ru-RU"/>
         </w:rPr>
-        <w:lastRenderedPageBreak/>
         <w:t xml:space="preserve">Протокол </w:t>
       </w:r>
       <w:r>
@@ -2486,14 +2492,7 @@
         <w:rPr>
           <w:lang w:val="ru-RU"/>
         </w:rPr>
-        <w:t xml:space="preserve"> корпусе группа </w:t>
-      </w:r>
-      <w:r>
-        <w:rPr>
-          <w:lang w:val="ru-RU"/>
-        </w:rPr>
-        <w:lastRenderedPageBreak/>
-        <w:t xml:space="preserve">когорт и называется секцией, поскольку до масштабов </w:t>
+        <w:t xml:space="preserve"> корпусе группа когорт и называется секцией, поскольку до масштабов </w:t>
       </w:r>
       <w:r>
         <w:rPr>
@@ -3155,7 +3154,6 @@
         <w:rPr>
           <w:lang w:val="ru-RU"/>
         </w:rPr>
-        <w:lastRenderedPageBreak/>
         <w:t>Организация Свободных Пони</w:t>
       </w:r>
       <w:bookmarkEnd w:id="2"/>
@@ -3934,14 +3932,7 @@
         <w:rPr>
           <w:lang w:val="ru-RU"/>
         </w:rPr>
-        <w:t xml:space="preserve"> которые возникли в </w:t>
-      </w:r>
-      <w:r>
-        <w:rPr>
-          <w:lang w:val="ru-RU"/>
-        </w:rPr>
-        <w:lastRenderedPageBreak/>
-        <w:t xml:space="preserve">те времена. От банальных дорожных разбойников, до сошедших с ума технократов и террористов, целью которых было нанести как можно больше вреда обществу, которое их отвергло. Существование и действия радикалов и стали </w:t>
+        <w:t xml:space="preserve"> которые возникли в те времена. От банальных дорожных разбойников, до сошедших с ума технократов и террористов, целью которых было нанести как можно больше вреда обществу, которое их отвергло. Существование и действия радикалов и стали </w:t>
       </w:r>
       <w:r>
         <w:rPr>
@@ -5061,14 +5052,7 @@
         <w:rPr>
           <w:lang w:val="ru-RU"/>
         </w:rPr>
-        <w:t xml:space="preserve"> это объединение в среднем до десяти пони, относящихся к разным направлениям, чтобы </w:t>
-      </w:r>
-      <w:r>
-        <w:rPr>
-          <w:lang w:val="ru-RU"/>
-        </w:rPr>
-        <w:lastRenderedPageBreak/>
-        <w:t>сформировать возможность, которую</w:t>
+        <w:t xml:space="preserve"> это объединение в среднем до десяти пони, относящихся к разным направлениям, чтобы сформировать возможность, которую</w:t>
       </w:r>
       <w:r>
         <w:rPr>
@@ -6219,7 +6203,6 @@
         <w:rPr>
           <w:lang w:val="ru-RU"/>
         </w:rPr>
-        <w:lastRenderedPageBreak/>
         <w:t>Па</w:t>
       </w:r>
       <w:r>
@@ -6543,7 +6526,7 @@
 </file>
 
 <file path=word/endnotes.xml><?xml version="1.0" encoding="utf-8"?>
-<w:endnotes xmlns:wpc="http://schemas.microsoft.com/office/word/2010/wordprocessingCanvas" xmlns:cx="http://schemas.microsoft.com/office/drawing/2014/chartex" xmlns:cx1="http://schemas.microsoft.com/office/drawing/2015/9/8/chartex" xmlns:cx2="http://schemas.microsoft.com/office/drawing/2015/10/21/chartex" xmlns:cx3="http://schemas.microsoft.com/office/drawing/2016/5/9/chartex" xmlns:cx4="http://schemas.microsoft.com/office/drawing/2016/5/10/chartex" xmlns:cx5="http://schemas.microsoft.com/office/drawing/2016/5/11/chartex" xmlns:cx6="http://schemas.microsoft.com/office/drawing/2016/5/12/chartex" xmlns:cx7="http://schemas.microsoft.com/office/drawing/2016/5/13/chartex" xmlns:cx8="http://schemas.microsoft.com/office/drawing/2016/5/14/chartex" xmlns:mc="http://schemas.openxmlformats.org/markup-compatibility/2006" xmlns:aink="http://schemas.microsoft.com/office/drawing/2016/ink" xmlns:am3d="http://schemas.microsoft.com/office/drawing/2017/model3d" xmlns:o="urn:schemas-microsoft-com:office:office" xmlns:oel="http://schemas.microsoft.com/office/2019/extlst" xmlns:r="http://schemas.openxmlformats.org/officeDocument/2006/relationships" xmlns:m="http://schemas.openxmlformats.org/officeDocument/2006/math" xmlns:v="urn:schemas-microsoft-com:vml" xmlns:wp14="http://schemas.microsoft.com/office/word/2010/wordprocessingDrawing" xmlns:wp="http://schemas.openxmlformats.org/drawingml/2006/wordprocessingDrawing" xmlns:w10="urn:schemas-microsoft-com:office:word" xmlns:w="http://schemas.openxmlformats.org/wordprocessingml/2006/main" xmlns:w14="http://schemas.microsoft.com/office/word/2010/wordml" xmlns:w15="http://schemas.microsoft.com/office/word/2012/wordml" xmlns:w16cex="http://schemas.microsoft.com/office/word/2018/wordml/cex" xmlns:w16cid="http://schemas.microsoft.com/office/word/2016/wordml/cid" xmlns:w16="http://schemas.microsoft.com/office/word/2018/wordml" xmlns:w16sdtdh="http://schemas.microsoft.com/office/word/2020/wordml/sdtdatahash" xmlns:w16se="http://schemas.microsoft.com/office/word/2015/wordml/symex" xmlns:wpg="http://schemas.microsoft.com/office/word/2010/wordprocessingGroup" xmlns:wpi="http://schemas.microsoft.com/office/word/2010/wordprocessingInk" xmlns:wne="http://schemas.microsoft.com/office/word/2006/wordml" xmlns:wps="http://schemas.microsoft.com/office/word/2010/wordprocessingShape" mc:Ignorable="w14 w15 w16se w16cid w16 w16cex w16sdtdh wp14">
+<w:endnotes xmlns:wpc="http://schemas.microsoft.com/office/word/2010/wordprocessingCanvas" xmlns:cx="http://schemas.microsoft.com/office/drawing/2014/chartex" xmlns:cx1="http://schemas.microsoft.com/office/drawing/2015/9/8/chartex" xmlns:cx2="http://schemas.microsoft.com/office/drawing/2015/10/21/chartex" xmlns:cx3="http://schemas.microsoft.com/office/drawing/2016/5/9/chartex" xmlns:cx4="http://schemas.microsoft.com/office/drawing/2016/5/10/chartex" xmlns:cx5="http://schemas.microsoft.com/office/drawing/2016/5/11/chartex" xmlns:cx6="http://schemas.microsoft.com/office/drawing/2016/5/12/chartex" xmlns:cx7="http://schemas.microsoft.com/office/drawing/2016/5/13/chartex" xmlns:cx8="http://schemas.microsoft.com/office/drawing/2016/5/14/chartex" xmlns:mc="http://schemas.openxmlformats.org/markup-compatibility/2006" xmlns:aink="http://schemas.microsoft.com/office/drawing/2016/ink" xmlns:am3d="http://schemas.microsoft.com/office/drawing/2017/model3d" xmlns:o="urn:schemas-microsoft-com:office:office" xmlns:r="http://schemas.openxmlformats.org/officeDocument/2006/relationships" xmlns:m="http://schemas.openxmlformats.org/officeDocument/2006/math" xmlns:v="urn:schemas-microsoft-com:vml" xmlns:wp14="http://schemas.microsoft.com/office/word/2010/wordprocessingDrawing" xmlns:wp="http://schemas.openxmlformats.org/drawingml/2006/wordprocessingDrawing" xmlns:w10="urn:schemas-microsoft-com:office:word" xmlns:w="http://schemas.openxmlformats.org/wordprocessingml/2006/main" xmlns:w14="http://schemas.microsoft.com/office/word/2010/wordml" xmlns:w15="http://schemas.microsoft.com/office/word/2012/wordml" xmlns:w16cex="http://schemas.microsoft.com/office/word/2018/wordml/cex" xmlns:w16cid="http://schemas.microsoft.com/office/word/2016/wordml/cid" xmlns:w16="http://schemas.microsoft.com/office/word/2018/wordml" xmlns:w16sdtdh="http://schemas.microsoft.com/office/word/2020/wordml/sdtdatahash" xmlns:w16se="http://schemas.microsoft.com/office/word/2015/wordml/symex" xmlns:wpg="http://schemas.microsoft.com/office/word/2010/wordprocessingGroup" xmlns:wpi="http://schemas.microsoft.com/office/word/2010/wordprocessingInk" xmlns:wne="http://schemas.microsoft.com/office/word/2006/wordml" xmlns:wps="http://schemas.microsoft.com/office/word/2010/wordprocessingShape" mc:Ignorable="w14 w15 w16se w16cid w16 w16cex w16sdtdh wp14">
   <w:endnote w:type="separator" w:id="-1">
     <w:p>
       <w:pPr>
@@ -6568,7 +6551,7 @@
 </file>
 
 <file path=word/footnotes.xml><?xml version="1.0" encoding="utf-8"?>
-<w:footnotes xmlns:wpc="http://schemas.microsoft.com/office/word/2010/wordprocessingCanvas" xmlns:cx="http://schemas.microsoft.com/office/drawing/2014/chartex" xmlns:cx1="http://schemas.microsoft.com/office/drawing/2015/9/8/chartex" xmlns:cx2="http://schemas.microsoft.com/office/drawing/2015/10/21/chartex" xmlns:cx3="http://schemas.microsoft.com/office/drawing/2016/5/9/chartex" xmlns:cx4="http://schemas.microsoft.com/office/drawing/2016/5/10/chartex" xmlns:cx5="http://schemas.microsoft.com/office/drawing/2016/5/11/chartex" xmlns:cx6="http://schemas.microsoft.com/office/drawing/2016/5/12/chartex" xmlns:cx7="http://schemas.microsoft.com/office/drawing/2016/5/13/chartex" xmlns:cx8="http://schemas.microsoft.com/office/drawing/2016/5/14/chartex" xmlns:mc="http://schemas.openxmlformats.org/markup-compatibility/2006" xmlns:aink="http://schemas.microsoft.com/office/drawing/2016/ink" xmlns:am3d="http://schemas.microsoft.com/office/drawing/2017/model3d" xmlns:o="urn:schemas-microsoft-com:office:office" xmlns:oel="http://schemas.microsoft.com/office/2019/extlst" xmlns:r="http://schemas.openxmlformats.org/officeDocument/2006/relationships" xmlns:m="http://schemas.openxmlformats.org/officeDocument/2006/math" xmlns:v="urn:schemas-microsoft-com:vml" xmlns:wp14="http://schemas.microsoft.com/office/word/2010/wordprocessingDrawing" xmlns:wp="http://schemas.openxmlformats.org/drawingml/2006/wordprocessingDrawing" xmlns:w10="urn:schemas-microsoft-com:office:word" xmlns:w="http://schemas.openxmlformats.org/wordprocessingml/2006/main" xmlns:w14="http://schemas.microsoft.com/office/word/2010/wordml" xmlns:w15="http://schemas.microsoft.com/office/word/2012/wordml" xmlns:w16cex="http://schemas.microsoft.com/office/word/2018/wordml/cex" xmlns:w16cid="http://schemas.microsoft.com/office/word/2016/wordml/cid" xmlns:w16="http://schemas.microsoft.com/office/word/2018/wordml" xmlns:w16sdtdh="http://schemas.microsoft.com/office/word/2020/wordml/sdtdatahash" xmlns:w16se="http://schemas.microsoft.com/office/word/2015/wordml/symex" xmlns:wpg="http://schemas.microsoft.com/office/word/2010/wordprocessingGroup" xmlns:wpi="http://schemas.microsoft.com/office/word/2010/wordprocessingInk" xmlns:wne="http://schemas.microsoft.com/office/word/2006/wordml" xmlns:wps="http://schemas.microsoft.com/office/word/2010/wordprocessingShape" mc:Ignorable="w14 w15 w16se w16cid w16 w16cex w16sdtdh wp14">
+<w:footnotes xmlns:wpc="http://schemas.microsoft.com/office/word/2010/wordprocessingCanvas" xmlns:cx="http://schemas.microsoft.com/office/drawing/2014/chartex" xmlns:cx1="http://schemas.microsoft.com/office/drawing/2015/9/8/chartex" xmlns:cx2="http://schemas.microsoft.com/office/drawing/2015/10/21/chartex" xmlns:cx3="http://schemas.microsoft.com/office/drawing/2016/5/9/chartex" xmlns:cx4="http://schemas.microsoft.com/office/drawing/2016/5/10/chartex" xmlns:cx5="http://schemas.microsoft.com/office/drawing/2016/5/11/chartex" xmlns:cx6="http://schemas.microsoft.com/office/drawing/2016/5/12/chartex" xmlns:cx7="http://schemas.microsoft.com/office/drawing/2016/5/13/chartex" xmlns:cx8="http://schemas.microsoft.com/office/drawing/2016/5/14/chartex" xmlns:mc="http://schemas.openxmlformats.org/markup-compatibility/2006" xmlns:aink="http://schemas.microsoft.com/office/drawing/2016/ink" xmlns:am3d="http://schemas.microsoft.com/office/drawing/2017/model3d" xmlns:o="urn:schemas-microsoft-com:office:office" xmlns:r="http://schemas.openxmlformats.org/officeDocument/2006/relationships" xmlns:m="http://schemas.openxmlformats.org/officeDocument/2006/math" xmlns:v="urn:schemas-microsoft-com:vml" xmlns:wp14="http://schemas.microsoft.com/office/word/2010/wordprocessingDrawing" xmlns:wp="http://schemas.openxmlformats.org/drawingml/2006/wordprocessingDrawing" xmlns:w10="urn:schemas-microsoft-com:office:word" xmlns:w="http://schemas.openxmlformats.org/wordprocessingml/2006/main" xmlns:w14="http://schemas.microsoft.com/office/word/2010/wordml" xmlns:w15="http://schemas.microsoft.com/office/word/2012/wordml" xmlns:w16cex="http://schemas.microsoft.com/office/word/2018/wordml/cex" xmlns:w16cid="http://schemas.microsoft.com/office/word/2016/wordml/cid" xmlns:w16="http://schemas.microsoft.com/office/word/2018/wordml" xmlns:w16sdtdh="http://schemas.microsoft.com/office/word/2020/wordml/sdtdatahash" xmlns:w16se="http://schemas.microsoft.com/office/word/2015/wordml/symex" xmlns:wpg="http://schemas.microsoft.com/office/word/2010/wordprocessingGroup" xmlns:wpi="http://schemas.microsoft.com/office/word/2010/wordprocessingInk" xmlns:wne="http://schemas.microsoft.com/office/word/2006/wordml" xmlns:wps="http://schemas.microsoft.com/office/word/2010/wordprocessingShape" mc:Ignorable="w14 w15 w16se w16cid w16 w16cex w16sdtdh wp14">
   <w:footnote w:type="separator" w:id="-1">
     <w:p>
       <w:pPr>
@@ -6593,7 +6576,7 @@
 </file>
 
 <file path=word/header1.xml><?xml version="1.0" encoding="utf-8"?>
-<w:hdr xmlns:wpc="http://schemas.microsoft.com/office/word/2010/wordprocessingCanvas" xmlns:cx="http://schemas.microsoft.com/office/drawing/2014/chartex" xmlns:cx1="http://schemas.microsoft.com/office/drawing/2015/9/8/chartex" xmlns:cx2="http://schemas.microsoft.com/office/drawing/2015/10/21/chartex" xmlns:cx3="http://schemas.microsoft.com/office/drawing/2016/5/9/chartex" xmlns:cx4="http://schemas.microsoft.com/office/drawing/2016/5/10/chartex" xmlns:cx5="http://schemas.microsoft.com/office/drawing/2016/5/11/chartex" xmlns:cx6="http://schemas.microsoft.com/office/drawing/2016/5/12/chartex" xmlns:cx7="http://schemas.microsoft.com/office/drawing/2016/5/13/chartex" xmlns:cx8="http://schemas.microsoft.com/office/drawing/2016/5/14/chartex" xmlns:mc="http://schemas.openxmlformats.org/markup-compatibility/2006" xmlns:aink="http://schemas.microsoft.com/office/drawing/2016/ink" xmlns:am3d="http://schemas.microsoft.com/office/drawing/2017/model3d" xmlns:o="urn:schemas-microsoft-com:office:office" xmlns:oel="http://schemas.microsoft.com/office/2019/extlst" xmlns:r="http://schemas.openxmlformats.org/officeDocument/2006/relationships" xmlns:m="http://schemas.openxmlformats.org/officeDocument/2006/math" xmlns:v="urn:schemas-microsoft-com:vml" xmlns:wp14="http://schemas.microsoft.com/office/word/2010/wordprocessingDrawing" xmlns:wp="http://schemas.openxmlformats.org/drawingml/2006/wordprocessingDrawing" xmlns:w10="urn:schemas-microsoft-com:office:word" xmlns:w="http://schemas.openxmlformats.org/wordprocessingml/2006/main" xmlns:w14="http://schemas.microsoft.com/office/word/2010/wordml" xmlns:w15="http://schemas.microsoft.com/office/word/2012/wordml" xmlns:w16cex="http://schemas.microsoft.com/office/word/2018/wordml/cex" xmlns:w16cid="http://schemas.microsoft.com/office/word/2016/wordml/cid" xmlns:w16="http://schemas.microsoft.com/office/word/2018/wordml" xmlns:w16sdtdh="http://schemas.microsoft.com/office/word/2020/wordml/sdtdatahash" xmlns:w16se="http://schemas.microsoft.com/office/word/2015/wordml/symex" xmlns:wpg="http://schemas.microsoft.com/office/word/2010/wordprocessingGroup" xmlns:wpi="http://schemas.microsoft.com/office/word/2010/wordprocessingInk" xmlns:wne="http://schemas.microsoft.com/office/word/2006/wordml" xmlns:wps="http://schemas.microsoft.com/office/word/2010/wordprocessingShape" mc:Ignorable="w14 w15 w16se w16cid w16 w16cex w16sdtdh wp14">
+<w:hdr xmlns:wpc="http://schemas.microsoft.com/office/word/2010/wordprocessingCanvas" xmlns:cx="http://schemas.microsoft.com/office/drawing/2014/chartex" xmlns:cx1="http://schemas.microsoft.com/office/drawing/2015/9/8/chartex" xmlns:cx2="http://schemas.microsoft.com/office/drawing/2015/10/21/chartex" xmlns:cx3="http://schemas.microsoft.com/office/drawing/2016/5/9/chartex" xmlns:cx4="http://schemas.microsoft.com/office/drawing/2016/5/10/chartex" xmlns:cx5="http://schemas.microsoft.com/office/drawing/2016/5/11/chartex" xmlns:cx6="http://schemas.microsoft.com/office/drawing/2016/5/12/chartex" xmlns:cx7="http://schemas.microsoft.com/office/drawing/2016/5/13/chartex" xmlns:cx8="http://schemas.microsoft.com/office/drawing/2016/5/14/chartex" xmlns:mc="http://schemas.openxmlformats.org/markup-compatibility/2006" xmlns:aink="http://schemas.microsoft.com/office/drawing/2016/ink" xmlns:am3d="http://schemas.microsoft.com/office/drawing/2017/model3d" xmlns:o="urn:schemas-microsoft-com:office:office" xmlns:r="http://schemas.openxmlformats.org/officeDocument/2006/relationships" xmlns:m="http://schemas.openxmlformats.org/officeDocument/2006/math" xmlns:v="urn:schemas-microsoft-com:vml" xmlns:wp14="http://schemas.microsoft.com/office/word/2010/wordprocessingDrawing" xmlns:wp="http://schemas.openxmlformats.org/drawingml/2006/wordprocessingDrawing" xmlns:w10="urn:schemas-microsoft-com:office:word" xmlns:w="http://schemas.openxmlformats.org/wordprocessingml/2006/main" xmlns:w14="http://schemas.microsoft.com/office/word/2010/wordml" xmlns:w15="http://schemas.microsoft.com/office/word/2012/wordml" xmlns:w16cex="http://schemas.microsoft.com/office/word/2018/wordml/cex" xmlns:w16cid="http://schemas.microsoft.com/office/word/2016/wordml/cid" xmlns:w16="http://schemas.microsoft.com/office/word/2018/wordml" xmlns:w16sdtdh="http://schemas.microsoft.com/office/word/2020/wordml/sdtdatahash" xmlns:w16se="http://schemas.microsoft.com/office/word/2015/wordml/symex" xmlns:wpg="http://schemas.microsoft.com/office/word/2010/wordprocessingGroup" xmlns:wpi="http://schemas.microsoft.com/office/word/2010/wordprocessingInk" xmlns:wne="http://schemas.microsoft.com/office/word/2006/wordml" xmlns:wps="http://schemas.microsoft.com/office/word/2010/wordprocessingShape" mc:Ignorable="w14 w15 w16se w16cid w16 w16cex w16sdtdh wp14">
   <w:sdt>
     <w:sdtPr>
       <w:id w:val="1741742156"/>

--- a/FIE/FIE Stories of the Rebellion.docx
+++ b/FIE/FIE Stories of the Rebellion.docx
@@ -1,6 +1,6 @@
 
 <file path=word/document.xml><?xml version="1.0" encoding="utf-8"?>
-<w:document xmlns:wpc="http://schemas.microsoft.com/office/word/2010/wordprocessingCanvas" xmlns:cx="http://schemas.microsoft.com/office/drawing/2014/chartex" xmlns:cx1="http://schemas.microsoft.com/office/drawing/2015/9/8/chartex" xmlns:cx2="http://schemas.microsoft.com/office/drawing/2015/10/21/chartex" xmlns:cx3="http://schemas.microsoft.com/office/drawing/2016/5/9/chartex" xmlns:cx4="http://schemas.microsoft.com/office/drawing/2016/5/10/chartex" xmlns:cx5="http://schemas.microsoft.com/office/drawing/2016/5/11/chartex" xmlns:cx6="http://schemas.microsoft.com/office/drawing/2016/5/12/chartex" xmlns:cx7="http://schemas.microsoft.com/office/drawing/2016/5/13/chartex" xmlns:cx8="http://schemas.microsoft.com/office/drawing/2016/5/14/chartex" xmlns:mc="http://schemas.openxmlformats.org/markup-compatibility/2006" xmlns:aink="http://schemas.microsoft.com/office/drawing/2016/ink" xmlns:am3d="http://schemas.microsoft.com/office/drawing/2017/model3d" xmlns:o="urn:schemas-microsoft-com:office:office" xmlns:r="http://schemas.openxmlformats.org/officeDocument/2006/relationships" xmlns:m="http://schemas.openxmlformats.org/officeDocument/2006/math" xmlns:v="urn:schemas-microsoft-com:vml" xmlns:wp14="http://schemas.microsoft.com/office/word/2010/wordprocessingDrawing" xmlns:wp="http://schemas.openxmlformats.org/drawingml/2006/wordprocessingDrawing" xmlns:w10="urn:schemas-microsoft-com:office:word" xmlns:w="http://schemas.openxmlformats.org/wordprocessingml/2006/main" xmlns:w14="http://schemas.microsoft.com/office/word/2010/wordml" xmlns:w15="http://schemas.microsoft.com/office/word/2012/wordml" xmlns:w16cex="http://schemas.microsoft.com/office/word/2018/wordml/cex" xmlns:w16cid="http://schemas.microsoft.com/office/word/2016/wordml/cid" xmlns:w16="http://schemas.microsoft.com/office/word/2018/wordml" xmlns:w16sdtdh="http://schemas.microsoft.com/office/word/2020/wordml/sdtdatahash" xmlns:w16se="http://schemas.microsoft.com/office/word/2015/wordml/symex" xmlns:wpg="http://schemas.microsoft.com/office/word/2010/wordprocessingGroup" xmlns:wpi="http://schemas.microsoft.com/office/word/2010/wordprocessingInk" xmlns:wne="http://schemas.microsoft.com/office/word/2006/wordml" xmlns:wps="http://schemas.microsoft.com/office/word/2010/wordprocessingShape" mc:Ignorable="w14 w15 w16se w16cid w16 w16cex w16sdtdh wp14">
+<w:document xmlns:wpc="http://schemas.microsoft.com/office/word/2010/wordprocessingCanvas" xmlns:cx="http://schemas.microsoft.com/office/drawing/2014/chartex" xmlns:cx1="http://schemas.microsoft.com/office/drawing/2015/9/8/chartex" xmlns:cx2="http://schemas.microsoft.com/office/drawing/2015/10/21/chartex" xmlns:cx3="http://schemas.microsoft.com/office/drawing/2016/5/9/chartex" xmlns:cx4="http://schemas.microsoft.com/office/drawing/2016/5/10/chartex" xmlns:cx5="http://schemas.microsoft.com/office/drawing/2016/5/11/chartex" xmlns:cx6="http://schemas.microsoft.com/office/drawing/2016/5/12/chartex" xmlns:cx7="http://schemas.microsoft.com/office/drawing/2016/5/13/chartex" xmlns:cx8="http://schemas.microsoft.com/office/drawing/2016/5/14/chartex" xmlns:mc="http://schemas.openxmlformats.org/markup-compatibility/2006" xmlns:aink="http://schemas.microsoft.com/office/drawing/2016/ink" xmlns:am3d="http://schemas.microsoft.com/office/drawing/2017/model3d" xmlns:o="urn:schemas-microsoft-com:office:office" xmlns:oel="http://schemas.microsoft.com/office/2019/extlst" xmlns:r="http://schemas.openxmlformats.org/officeDocument/2006/relationships" xmlns:m="http://schemas.openxmlformats.org/officeDocument/2006/math" xmlns:v="urn:schemas-microsoft-com:vml" xmlns:wp14="http://schemas.microsoft.com/office/word/2010/wordprocessingDrawing" xmlns:wp="http://schemas.openxmlformats.org/drawingml/2006/wordprocessingDrawing" xmlns:w10="urn:schemas-microsoft-com:office:word" xmlns:w="http://schemas.openxmlformats.org/wordprocessingml/2006/main" xmlns:w14="http://schemas.microsoft.com/office/word/2010/wordml" xmlns:w15="http://schemas.microsoft.com/office/word/2012/wordml" xmlns:w16cex="http://schemas.microsoft.com/office/word/2018/wordml/cex" xmlns:w16cid="http://schemas.microsoft.com/office/word/2016/wordml/cid" xmlns:w16="http://schemas.microsoft.com/office/word/2018/wordml" xmlns:w16sdtdh="http://schemas.microsoft.com/office/word/2020/wordml/sdtdatahash" xmlns:w16se="http://schemas.microsoft.com/office/word/2015/wordml/symex" xmlns:wpg="http://schemas.microsoft.com/office/word/2010/wordprocessingGroup" xmlns:wpi="http://schemas.microsoft.com/office/word/2010/wordprocessingInk" xmlns:wne="http://schemas.microsoft.com/office/word/2006/wordml" xmlns:wps="http://schemas.microsoft.com/office/word/2010/wordprocessingShape" mc:Ignorable="w14 w15 w16se w16cid w16 w16cex w16sdtdh wp14">
   <w:body>
     <w:sdt>
       <w:sdtPr>
@@ -169,7 +169,7 @@
                   </wp:anchor>
                 </w:drawing>
               </mc:Choice>
-              <mc:Fallback xmlns:oel="http://schemas.microsoft.com/office/2019/extlst">
+              <mc:Fallback>
                 <w:pict>
                   <v:shapetype w14:anchorId="50F3F99D" id="_x0000_t202" coordsize="21600,21600" o:spt="202" path="m,l,21600r21600,l21600,xe">
                     <v:stroke joinstyle="miter"/>
@@ -460,7 +460,7 @@
                   </wp:anchor>
                 </w:drawing>
               </mc:Choice>
-              <mc:Fallback xmlns:oel="http://schemas.microsoft.com/office/2019/extlst">
+              <mc:Fallback>
                 <w:pict>
                   <v:shape w14:anchorId="545ED4A8" id="Text Box 112" o:spid="_x0000_s1027" type="#_x0000_t202" style="position:absolute;margin-left:0;margin-top:0;width:453pt;height:51.4pt;z-index:251661312;visibility:visible;mso-wrap-style:square;mso-width-percent:734;mso-height-percent:80;mso-left-percent:150;mso-top-percent:837;mso-wrap-distance-left:9pt;mso-wrap-distance-top:0;mso-wrap-distance-right:9pt;mso-wrap-distance-bottom:0;mso-position-horizontal-relative:page;mso-position-vertical-relative:page;mso-width-percent:734;mso-height-percent:80;mso-left-percent:150;mso-top-percent:837;mso-width-relative:page;mso-height-relative:page;v-text-anchor:bottom" o:gfxdata="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" filled="f" stroked="f" strokeweight=".5pt">
                     <v:textbox inset="0,0,0,0">
@@ -786,7 +786,7 @@
                   </wp:anchor>
                 </w:drawing>
               </mc:Choice>
-              <mc:Fallback xmlns:oel="http://schemas.microsoft.com/office/2019/extlst">
+              <mc:Fallback>
                 <w:pict>
                   <v:shape w14:anchorId="0B08B11C" id="Text Box 113" o:spid="_x0000_s1028" type="#_x0000_t202" style="position:absolute;margin-left:0;margin-top:0;width:453pt;height:41.4pt;z-index:251660288;visibility:visible;mso-wrap-style:square;mso-width-percent:734;mso-height-percent:363;mso-left-percent:150;mso-top-percent:455;mso-wrap-distance-left:9pt;mso-wrap-distance-top:0;mso-wrap-distance-right:9pt;mso-wrap-distance-bottom:0;mso-position-horizontal-relative:page;mso-position-vertical-relative:page;mso-width-percent:734;mso-height-percent:363;mso-left-percent:150;mso-top-percent:455;mso-width-relative:page;mso-height-relative:page;v-text-anchor:bottom" o:gfxdata="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" filled="f" stroked="f" strokeweight=".5pt">
                     <v:textbox inset="0,0,0,0">
@@ -1035,7 +1035,7 @@
                   </wp:anchor>
                 </w:drawing>
               </mc:Choice>
-              <mc:Fallback xmlns:oel="http://schemas.microsoft.com/office/2019/extlst">
+              <mc:Fallback>
                 <w:pict>
                   <v:group w14:anchorId="3849867A" id="Group 114" o:spid="_x0000_s1026" style="position:absolute;margin-left:0;margin-top:0;width:18pt;height:10in;z-index:251659264;mso-width-percent:29;mso-height-percent:909;mso-left-percent:45;mso-position-horizontal-relative:page;mso-position-vertical:center;mso-position-vertical-relative:page;mso-width-percent:29;mso-height-percent:909;mso-left-percent:45" coordsize="2286,91440" o:gfxdata="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">
                     <v:rect id="Rectangle 115" o:spid="_x0000_s1027" style="position:absolute;width:2286;height:87820;visibility:visible;mso-wrap-style:square;v-text-anchor:middle" o:gfxdata="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" fillcolor="#ed7d31 [3205]" stroked="f" strokeweight="1pt"/>
@@ -1557,6 +1557,7 @@
         <w:rPr>
           <w:lang w:val="ru-RU"/>
         </w:rPr>
+        <w:lastRenderedPageBreak/>
         <w:t xml:space="preserve">Протокол </w:t>
       </w:r>
       <w:r>
@@ -2492,7 +2493,14 @@
         <w:rPr>
           <w:lang w:val="ru-RU"/>
         </w:rPr>
-        <w:t xml:space="preserve"> корпусе группа когорт и называется секцией, поскольку до масштабов </w:t>
+        <w:t xml:space="preserve"> корпусе группа </w:t>
+      </w:r>
+      <w:r>
+        <w:rPr>
+          <w:lang w:val="ru-RU"/>
+        </w:rPr>
+        <w:lastRenderedPageBreak/>
+        <w:t xml:space="preserve">когорт и называется секцией, поскольку до масштабов </w:t>
       </w:r>
       <w:r>
         <w:rPr>
@@ -3154,6 +3162,7 @@
         <w:rPr>
           <w:lang w:val="ru-RU"/>
         </w:rPr>
+        <w:lastRenderedPageBreak/>
         <w:t>Организация Свободных Пони</w:t>
       </w:r>
       <w:bookmarkEnd w:id="2"/>
@@ -3932,7 +3941,14 @@
         <w:rPr>
           <w:lang w:val="ru-RU"/>
         </w:rPr>
-        <w:t xml:space="preserve"> которые возникли в те времена. От банальных дорожных разбойников, до сошедших с ума технократов и террористов, целью которых было нанести как можно больше вреда обществу, которое их отвергло. Существование и действия радикалов и стали </w:t>
+        <w:t xml:space="preserve"> которые возникли в </w:t>
+      </w:r>
+      <w:r>
+        <w:rPr>
+          <w:lang w:val="ru-RU"/>
+        </w:rPr>
+        <w:lastRenderedPageBreak/>
+        <w:t xml:space="preserve">те времена. От банальных дорожных разбойников, до сошедших с ума технократов и террористов, целью которых было нанести как можно больше вреда обществу, которое их отвергло. Существование и действия радикалов и стали </w:t>
       </w:r>
       <w:r>
         <w:rPr>
@@ -5052,7 +5068,14 @@
         <w:rPr>
           <w:lang w:val="ru-RU"/>
         </w:rPr>
-        <w:t xml:space="preserve"> это объединение в среднем до десяти пони, относящихся к разным направлениям, чтобы сформировать возможность, которую</w:t>
+        <w:t xml:space="preserve"> это объединение в среднем до десяти пони, относящихся к разным направлениям, чтобы </w:t>
+      </w:r>
+      <w:r>
+        <w:rPr>
+          <w:lang w:val="ru-RU"/>
+        </w:rPr>
+        <w:lastRenderedPageBreak/>
+        <w:t>сформировать возможность, которую</w:t>
       </w:r>
       <w:r>
         <w:rPr>
@@ -6203,6 +6226,7 @@
         <w:rPr>
           <w:lang w:val="ru-RU"/>
         </w:rPr>
+        <w:lastRenderedPageBreak/>
         <w:t>Па</w:t>
       </w:r>
       <w:r>
@@ -6526,7 +6550,7 @@
 </file>
 
 <file path=word/endnotes.xml><?xml version="1.0" encoding="utf-8"?>
-<w:endnotes xmlns:wpc="http://schemas.microsoft.com/office/word/2010/wordprocessingCanvas" xmlns:cx="http://schemas.microsoft.com/office/drawing/2014/chartex" xmlns:cx1="http://schemas.microsoft.com/office/drawing/2015/9/8/chartex" xmlns:cx2="http://schemas.microsoft.com/office/drawing/2015/10/21/chartex" xmlns:cx3="http://schemas.microsoft.com/office/drawing/2016/5/9/chartex" xmlns:cx4="http://schemas.microsoft.com/office/drawing/2016/5/10/chartex" xmlns:cx5="http://schemas.microsoft.com/office/drawing/2016/5/11/chartex" xmlns:cx6="http://schemas.microsoft.com/office/drawing/2016/5/12/chartex" xmlns:cx7="http://schemas.microsoft.com/office/drawing/2016/5/13/chartex" xmlns:cx8="http://schemas.microsoft.com/office/drawing/2016/5/14/chartex" xmlns:mc="http://schemas.openxmlformats.org/markup-compatibility/2006" xmlns:aink="http://schemas.microsoft.com/office/drawing/2016/ink" xmlns:am3d="http://schemas.microsoft.com/office/drawing/2017/model3d" xmlns:o="urn:schemas-microsoft-com:office:office" xmlns:r="http://schemas.openxmlformats.org/officeDocument/2006/relationships" xmlns:m="http://schemas.openxmlformats.org/officeDocument/2006/math" xmlns:v="urn:schemas-microsoft-com:vml" xmlns:wp14="http://schemas.microsoft.com/office/word/2010/wordprocessingDrawing" xmlns:wp="http://schemas.openxmlformats.org/drawingml/2006/wordprocessingDrawing" xmlns:w10="urn:schemas-microsoft-com:office:word" xmlns:w="http://schemas.openxmlformats.org/wordprocessingml/2006/main" xmlns:w14="http://schemas.microsoft.com/office/word/2010/wordml" xmlns:w15="http://schemas.microsoft.com/office/word/2012/wordml" xmlns:w16cex="http://schemas.microsoft.com/office/word/2018/wordml/cex" xmlns:w16cid="http://schemas.microsoft.com/office/word/2016/wordml/cid" xmlns:w16="http://schemas.microsoft.com/office/word/2018/wordml" xmlns:w16sdtdh="http://schemas.microsoft.com/office/word/2020/wordml/sdtdatahash" xmlns:w16se="http://schemas.microsoft.com/office/word/2015/wordml/symex" xmlns:wpg="http://schemas.microsoft.com/office/word/2010/wordprocessingGroup" xmlns:wpi="http://schemas.microsoft.com/office/word/2010/wordprocessingInk" xmlns:wne="http://schemas.microsoft.com/office/word/2006/wordml" xmlns:wps="http://schemas.microsoft.com/office/word/2010/wordprocessingShape" mc:Ignorable="w14 w15 w16se w16cid w16 w16cex w16sdtdh wp14">
+<w:endnotes xmlns:wpc="http://schemas.microsoft.com/office/word/2010/wordprocessingCanvas" xmlns:cx="http://schemas.microsoft.com/office/drawing/2014/chartex" xmlns:cx1="http://schemas.microsoft.com/office/drawing/2015/9/8/chartex" xmlns:cx2="http://schemas.microsoft.com/office/drawing/2015/10/21/chartex" xmlns:cx3="http://schemas.microsoft.com/office/drawing/2016/5/9/chartex" xmlns:cx4="http://schemas.microsoft.com/office/drawing/2016/5/10/chartex" xmlns:cx5="http://schemas.microsoft.com/office/drawing/2016/5/11/chartex" xmlns:cx6="http://schemas.microsoft.com/office/drawing/2016/5/12/chartex" xmlns:cx7="http://schemas.microsoft.com/office/drawing/2016/5/13/chartex" xmlns:cx8="http://schemas.microsoft.com/office/drawing/2016/5/14/chartex" xmlns:mc="http://schemas.openxmlformats.org/markup-compatibility/2006" xmlns:aink="http://schemas.microsoft.com/office/drawing/2016/ink" xmlns:am3d="http://schemas.microsoft.com/office/drawing/2017/model3d" xmlns:o="urn:schemas-microsoft-com:office:office" xmlns:oel="http://schemas.microsoft.com/office/2019/extlst" xmlns:r="http://schemas.openxmlformats.org/officeDocument/2006/relationships" xmlns:m="http://schemas.openxmlformats.org/officeDocument/2006/math" xmlns:v="urn:schemas-microsoft-com:vml" xmlns:wp14="http://schemas.microsoft.com/office/word/2010/wordprocessingDrawing" xmlns:wp="http://schemas.openxmlformats.org/drawingml/2006/wordprocessingDrawing" xmlns:w10="urn:schemas-microsoft-com:office:word" xmlns:w="http://schemas.openxmlformats.org/wordprocessingml/2006/main" xmlns:w14="http://schemas.microsoft.com/office/word/2010/wordml" xmlns:w15="http://schemas.microsoft.com/office/word/2012/wordml" xmlns:w16cex="http://schemas.microsoft.com/office/word/2018/wordml/cex" xmlns:w16cid="http://schemas.microsoft.com/office/word/2016/wordml/cid" xmlns:w16="http://schemas.microsoft.com/office/word/2018/wordml" xmlns:w16sdtdh="http://schemas.microsoft.com/office/word/2020/wordml/sdtdatahash" xmlns:w16se="http://schemas.microsoft.com/office/word/2015/wordml/symex" xmlns:wpg="http://schemas.microsoft.com/office/word/2010/wordprocessingGroup" xmlns:wpi="http://schemas.microsoft.com/office/word/2010/wordprocessingInk" xmlns:wne="http://schemas.microsoft.com/office/word/2006/wordml" xmlns:wps="http://schemas.microsoft.com/office/word/2010/wordprocessingShape" mc:Ignorable="w14 w15 w16se w16cid w16 w16cex w16sdtdh wp14">
   <w:endnote w:type="separator" w:id="-1">
     <w:p>
       <w:pPr>
@@ -6551,7 +6575,7 @@
 </file>
 
 <file path=word/footnotes.xml><?xml version="1.0" encoding="utf-8"?>
-<w:footnotes xmlns:wpc="http://schemas.microsoft.com/office/word/2010/wordprocessingCanvas" xmlns:cx="http://schemas.microsoft.com/office/drawing/2014/chartex" xmlns:cx1="http://schemas.microsoft.com/office/drawing/2015/9/8/chartex" xmlns:cx2="http://schemas.microsoft.com/office/drawing/2015/10/21/chartex" xmlns:cx3="http://schemas.microsoft.com/office/drawing/2016/5/9/chartex" xmlns:cx4="http://schemas.microsoft.com/office/drawing/2016/5/10/chartex" xmlns:cx5="http://schemas.microsoft.com/office/drawing/2016/5/11/chartex" xmlns:cx6="http://schemas.microsoft.com/office/drawing/2016/5/12/chartex" xmlns:cx7="http://schemas.microsoft.com/office/drawing/2016/5/13/chartex" xmlns:cx8="http://schemas.microsoft.com/office/drawing/2016/5/14/chartex" xmlns:mc="http://schemas.openxmlformats.org/markup-compatibility/2006" xmlns:aink="http://schemas.microsoft.com/office/drawing/2016/ink" xmlns:am3d="http://schemas.microsoft.com/office/drawing/2017/model3d" xmlns:o="urn:schemas-microsoft-com:office:office" xmlns:r="http://schemas.openxmlformats.org/officeDocument/2006/relationships" xmlns:m="http://schemas.openxmlformats.org/officeDocument/2006/math" xmlns:v="urn:schemas-microsoft-com:vml" xmlns:wp14="http://schemas.microsoft.com/office/word/2010/wordprocessingDrawing" xmlns:wp="http://schemas.openxmlformats.org/drawingml/2006/wordprocessingDrawing" xmlns:w10="urn:schemas-microsoft-com:office:word" xmlns:w="http://schemas.openxmlformats.org/wordprocessingml/2006/main" xmlns:w14="http://schemas.microsoft.com/office/word/2010/wordml" xmlns:w15="http://schemas.microsoft.com/office/word/2012/wordml" xmlns:w16cex="http://schemas.microsoft.com/office/word/2018/wordml/cex" xmlns:w16cid="http://schemas.microsoft.com/office/word/2016/wordml/cid" xmlns:w16="http://schemas.microsoft.com/office/word/2018/wordml" xmlns:w16sdtdh="http://schemas.microsoft.com/office/word/2020/wordml/sdtdatahash" xmlns:w16se="http://schemas.microsoft.com/office/word/2015/wordml/symex" xmlns:wpg="http://schemas.microsoft.com/office/word/2010/wordprocessingGroup" xmlns:wpi="http://schemas.microsoft.com/office/word/2010/wordprocessingInk" xmlns:wne="http://schemas.microsoft.com/office/word/2006/wordml" xmlns:wps="http://schemas.microsoft.com/office/word/2010/wordprocessingShape" mc:Ignorable="w14 w15 w16se w16cid w16 w16cex w16sdtdh wp14">
+<w:footnotes xmlns:wpc="http://schemas.microsoft.com/office/word/2010/wordprocessingCanvas" xmlns:cx="http://schemas.microsoft.com/office/drawing/2014/chartex" xmlns:cx1="http://schemas.microsoft.com/office/drawing/2015/9/8/chartex" xmlns:cx2="http://schemas.microsoft.com/office/drawing/2015/10/21/chartex" xmlns:cx3="http://schemas.microsoft.com/office/drawing/2016/5/9/chartex" xmlns:cx4="http://schemas.microsoft.com/office/drawing/2016/5/10/chartex" xmlns:cx5="http://schemas.microsoft.com/office/drawing/2016/5/11/chartex" xmlns:cx6="http://schemas.microsoft.com/office/drawing/2016/5/12/chartex" xmlns:cx7="http://schemas.microsoft.com/office/drawing/2016/5/13/chartex" xmlns:cx8="http://schemas.microsoft.com/office/drawing/2016/5/14/chartex" xmlns:mc="http://schemas.openxmlformats.org/markup-compatibility/2006" xmlns:aink="http://schemas.microsoft.com/office/drawing/2016/ink" xmlns:am3d="http://schemas.microsoft.com/office/drawing/2017/model3d" xmlns:o="urn:schemas-microsoft-com:office:office" xmlns:oel="http://schemas.microsoft.com/office/2019/extlst" xmlns:r="http://schemas.openxmlformats.org/officeDocument/2006/relationships" xmlns:m="http://schemas.openxmlformats.org/officeDocument/2006/math" xmlns:v="urn:schemas-microsoft-com:vml" xmlns:wp14="http://schemas.microsoft.com/office/word/2010/wordprocessingDrawing" xmlns:wp="http://schemas.openxmlformats.org/drawingml/2006/wordprocessingDrawing" xmlns:w10="urn:schemas-microsoft-com:office:word" xmlns:w="http://schemas.openxmlformats.org/wordprocessingml/2006/main" xmlns:w14="http://schemas.microsoft.com/office/word/2010/wordml" xmlns:w15="http://schemas.microsoft.com/office/word/2012/wordml" xmlns:w16cex="http://schemas.microsoft.com/office/word/2018/wordml/cex" xmlns:w16cid="http://schemas.microsoft.com/office/word/2016/wordml/cid" xmlns:w16="http://schemas.microsoft.com/office/word/2018/wordml" xmlns:w16sdtdh="http://schemas.microsoft.com/office/word/2020/wordml/sdtdatahash" xmlns:w16se="http://schemas.microsoft.com/office/word/2015/wordml/symex" xmlns:wpg="http://schemas.microsoft.com/office/word/2010/wordprocessingGroup" xmlns:wpi="http://schemas.microsoft.com/office/word/2010/wordprocessingInk" xmlns:wne="http://schemas.microsoft.com/office/word/2006/wordml" xmlns:wps="http://schemas.microsoft.com/office/word/2010/wordprocessingShape" mc:Ignorable="w14 w15 w16se w16cid w16 w16cex w16sdtdh wp14">
   <w:footnote w:type="separator" w:id="-1">
     <w:p>
       <w:pPr>
@@ -6576,7 +6600,7 @@
 </file>
 
 <file path=word/header1.xml><?xml version="1.0" encoding="utf-8"?>
-<w:hdr xmlns:wpc="http://schemas.microsoft.com/office/word/2010/wordprocessingCanvas" xmlns:cx="http://schemas.microsoft.com/office/drawing/2014/chartex" xmlns:cx1="http://schemas.microsoft.com/office/drawing/2015/9/8/chartex" xmlns:cx2="http://schemas.microsoft.com/office/drawing/2015/10/21/chartex" xmlns:cx3="http://schemas.microsoft.com/office/drawing/2016/5/9/chartex" xmlns:cx4="http://schemas.microsoft.com/office/drawing/2016/5/10/chartex" xmlns:cx5="http://schemas.microsoft.com/office/drawing/2016/5/11/chartex" xmlns:cx6="http://schemas.microsoft.com/office/drawing/2016/5/12/chartex" xmlns:cx7="http://schemas.microsoft.com/office/drawing/2016/5/13/chartex" xmlns:cx8="http://schemas.microsoft.com/office/drawing/2016/5/14/chartex" xmlns:mc="http://schemas.openxmlformats.org/markup-compatibility/2006" xmlns:aink="http://schemas.microsoft.com/office/drawing/2016/ink" xmlns:am3d="http://schemas.microsoft.com/office/drawing/2017/model3d" xmlns:o="urn:schemas-microsoft-com:office:office" xmlns:r="http://schemas.openxmlformats.org/officeDocument/2006/relationships" xmlns:m="http://schemas.openxmlformats.org/officeDocument/2006/math" xmlns:v="urn:schemas-microsoft-com:vml" xmlns:wp14="http://schemas.microsoft.com/office/word/2010/wordprocessingDrawing" xmlns:wp="http://schemas.openxmlformats.org/drawingml/2006/wordprocessingDrawing" xmlns:w10="urn:schemas-microsoft-com:office:word" xmlns:w="http://schemas.openxmlformats.org/wordprocessingml/2006/main" xmlns:w14="http://schemas.microsoft.com/office/word/2010/wordml" xmlns:w15="http://schemas.microsoft.com/office/word/2012/wordml" xmlns:w16cex="http://schemas.microsoft.com/office/word/2018/wordml/cex" xmlns:w16cid="http://schemas.microsoft.com/office/word/2016/wordml/cid" xmlns:w16="http://schemas.microsoft.com/office/word/2018/wordml" xmlns:w16sdtdh="http://schemas.microsoft.com/office/word/2020/wordml/sdtdatahash" xmlns:w16se="http://schemas.microsoft.com/office/word/2015/wordml/symex" xmlns:wpg="http://schemas.microsoft.com/office/word/2010/wordprocessingGroup" xmlns:wpi="http://schemas.microsoft.com/office/word/2010/wordprocessingInk" xmlns:wne="http://schemas.microsoft.com/office/word/2006/wordml" xmlns:wps="http://schemas.microsoft.com/office/word/2010/wordprocessingShape" mc:Ignorable="w14 w15 w16se w16cid w16 w16cex w16sdtdh wp14">
+<w:hdr xmlns:wpc="http://schemas.microsoft.com/office/word/2010/wordprocessingCanvas" xmlns:cx="http://schemas.microsoft.com/office/drawing/2014/chartex" xmlns:cx1="http://schemas.microsoft.com/office/drawing/2015/9/8/chartex" xmlns:cx2="http://schemas.microsoft.com/office/drawing/2015/10/21/chartex" xmlns:cx3="http://schemas.microsoft.com/office/drawing/2016/5/9/chartex" xmlns:cx4="http://schemas.microsoft.com/office/drawing/2016/5/10/chartex" xmlns:cx5="http://schemas.microsoft.com/office/drawing/2016/5/11/chartex" xmlns:cx6="http://schemas.microsoft.com/office/drawing/2016/5/12/chartex" xmlns:cx7="http://schemas.microsoft.com/office/drawing/2016/5/13/chartex" xmlns:cx8="http://schemas.microsoft.com/office/drawing/2016/5/14/chartex" xmlns:mc="http://schemas.openxmlformats.org/markup-compatibility/2006" xmlns:aink="http://schemas.microsoft.com/office/drawing/2016/ink" xmlns:am3d="http://schemas.microsoft.com/office/drawing/2017/model3d" xmlns:o="urn:schemas-microsoft-com:office:office" xmlns:oel="http://schemas.microsoft.com/office/2019/extlst" xmlns:r="http://schemas.openxmlformats.org/officeDocument/2006/relationships" xmlns:m="http://schemas.openxmlformats.org/officeDocument/2006/math" xmlns:v="urn:schemas-microsoft-com:vml" xmlns:wp14="http://schemas.microsoft.com/office/word/2010/wordprocessingDrawing" xmlns:wp="http://schemas.openxmlformats.org/drawingml/2006/wordprocessingDrawing" xmlns:w10="urn:schemas-microsoft-com:office:word" xmlns:w="http://schemas.openxmlformats.org/wordprocessingml/2006/main" xmlns:w14="http://schemas.microsoft.com/office/word/2010/wordml" xmlns:w15="http://schemas.microsoft.com/office/word/2012/wordml" xmlns:w16cex="http://schemas.microsoft.com/office/word/2018/wordml/cex" xmlns:w16cid="http://schemas.microsoft.com/office/word/2016/wordml/cid" xmlns:w16="http://schemas.microsoft.com/office/word/2018/wordml" xmlns:w16sdtdh="http://schemas.microsoft.com/office/word/2020/wordml/sdtdatahash" xmlns:w16se="http://schemas.microsoft.com/office/word/2015/wordml/symex" xmlns:wpg="http://schemas.microsoft.com/office/word/2010/wordprocessingGroup" xmlns:wpi="http://schemas.microsoft.com/office/word/2010/wordprocessingInk" xmlns:wne="http://schemas.microsoft.com/office/word/2006/wordml" xmlns:wps="http://schemas.microsoft.com/office/word/2010/wordprocessingShape" mc:Ignorable="w14 w15 w16se w16cid w16 w16cex w16sdtdh wp14">
   <w:sdt>
     <w:sdtPr>
       <w:id w:val="1741742156"/>

--- a/FIE/FIE Stories of the Rebellion.docx
+++ b/FIE/FIE Stories of the Rebellion.docx
@@ -10,7 +10,6 @@
           <w:docPartUnique/>
         </w:docPartObj>
       </w:sdtPr>
-      <w:sdtEndPr/>
       <w:sdtContent>
         <w:p/>
         <w:p>
@@ -107,7 +106,6 @@
                                     <w:calendar w:val="gregorian"/>
                                   </w:date>
                                 </w:sdtPr>
-                                <w:sdtEndPr/>
                                 <w:sdtContent>
                                   <w:p>
                                     <w:pPr>
@@ -331,7 +329,6 @@
                                   <w:dataBinding w:prefixMappings="xmlns:ns0='http://purl.org/dc/elements/1.1/' xmlns:ns1='http://schemas.openxmlformats.org/package/2006/metadata/core-properties' " w:xpath="/ns1:coreProperties[1]/ns0:creator[1]" w:storeItemID="{6C3C8BC8-F283-45AE-878A-BAB7291924A1}"/>
                                   <w:text/>
                                 </w:sdtPr>
-                                <w:sdtEndPr/>
                                 <w:sdtContent>
                                   <w:p>
                                     <w:pPr>
@@ -380,7 +377,6 @@
                                     <w:dataBinding w:prefixMappings="xmlns:ns0='http://schemas.openxmlformats.org/officeDocument/2006/extended-properties' " w:xpath="/ns0:Properties[1]/ns0:Company[1]" w:storeItemID="{6668398D-A668-4E3E-A5EB-62B293D839F1}"/>
                                     <w:text/>
                                   </w:sdtPr>
-                                  <w:sdtEndPr/>
                                   <w:sdtContent>
                                     <w:r>
                                       <w:rPr>
@@ -418,7 +414,6 @@
                                     <w:dataBinding w:prefixMappings="xmlns:ns0='http://schemas.microsoft.com/office/2006/coverPageProps' " w:xpath="/ns0:CoverPageProperties[1]/ns0:CompanyAddress[1]" w:storeItemID="{55AF091B-3C7A-41E3-B477-F2FDAA23CFDA}"/>
                                     <w:text/>
                                   </w:sdtPr>
-                                  <w:sdtEndPr/>
                                   <w:sdtContent>
                                     <w:r>
                                       <w:rPr>
@@ -688,7 +683,6 @@
                                     <w:dataBinding w:prefixMappings="xmlns:ns0='http://purl.org/dc/elements/1.1/' xmlns:ns1='http://schemas.openxmlformats.org/package/2006/metadata/core-properties' " w:xpath="/ns1:coreProperties[1]/ns0:title[1]" w:storeItemID="{6C3C8BC8-F283-45AE-878A-BAB7291924A1}"/>
                                     <w:text w:multiLine="1"/>
                                   </w:sdtPr>
-                                  <w:sdtEndPr/>
                                   <w:sdtContent>
                                     <w:r>
                                       <w:rPr>
@@ -733,7 +727,6 @@
                                   <w:dataBinding w:prefixMappings="xmlns:ns0='http://purl.org/dc/elements/1.1/' xmlns:ns1='http://schemas.openxmlformats.org/package/2006/metadata/core-properties' " w:xpath="/ns1:coreProperties[1]/ns0:subject[1]" w:storeItemID="{6C3C8BC8-F283-45AE-878A-BAB7291924A1}"/>
                                   <w:text/>
                                 </w:sdtPr>
-                                <w:sdtEndPr/>
                                 <w:sdtContent>
                                   <w:p>
                                     <w:pPr>
@@ -2397,7 +2390,13 @@
         <w:rPr>
           <w:lang w:val="ru-RU"/>
         </w:rPr>
-        <w:t>, и т</w:t>
+        <w:t xml:space="preserve">, и </w:t>
+      </w:r>
+      <w:r>
+        <w:rPr>
+          <w:lang w:val="ru-RU"/>
+        </w:rPr>
+        <w:t>т</w:t>
       </w:r>
       <w:r>
         <w:rPr>
@@ -2409,7 +2408,7 @@
         <w:rPr>
           <w:lang w:val="ru-RU"/>
         </w:rPr>
-        <w:t>д.</w:t>
+        <w:t xml:space="preserve"> д.</w:t>
       </w:r>
       <w:r>
         <w:rPr>
@@ -2493,14 +2492,14 @@
         <w:rPr>
           <w:lang w:val="ru-RU"/>
         </w:rPr>
-        <w:t xml:space="preserve"> корпусе группа </w:t>
+        <w:t xml:space="preserve"> корпусе </w:t>
       </w:r>
       <w:r>
         <w:rPr>
           <w:lang w:val="ru-RU"/>
         </w:rPr>
         <w:lastRenderedPageBreak/>
-        <w:t xml:space="preserve">когорт и называется секцией, поскольку до масштабов </w:t>
+        <w:t xml:space="preserve">группа когорт и называется секцией, поскольку до масштабов </w:t>
       </w:r>
       <w:r>
         <w:rPr>
@@ -5014,7 +5013,19 @@
         <w:rPr>
           <w:lang w:val="ru-RU"/>
         </w:rPr>
-        <w:t xml:space="preserve"> Со временем, их технологии улучшались так же, как и организация.</w:t>
+        <w:t xml:space="preserve"> </w:t>
+      </w:r>
+      <w:r>
+        <w:rPr>
+          <w:lang w:val="ru-RU"/>
+        </w:rPr>
+        <w:t>Со временем</w:t>
+      </w:r>
+      <w:r>
+        <w:rPr>
+          <w:lang w:val="ru-RU"/>
+        </w:rPr>
+        <w:t xml:space="preserve"> их технологии улучшались так же, как и организация.</w:t>
       </w:r>
       <w:r>
         <w:rPr>
@@ -6281,7 +6292,19 @@
         <w:rPr>
           <w:lang w:val="ru-RU"/>
         </w:rPr>
-        <w:t xml:space="preserve"> усиленное возможностями превосходящих технологий. Я горжусь ими, на самом деле, что бы не говорили – они действительно стали последней надеждой народов пони.</w:t>
+        <w:t xml:space="preserve"> усиленное возможностями превосходящих технологий. Я горжусь ими, на самом деле, что бы </w:t>
+      </w:r>
+      <w:r>
+        <w:rPr>
+          <w:lang w:val="ru-RU"/>
+        </w:rPr>
+        <w:t>ни</w:t>
+      </w:r>
+      <w:r>
+        <w:rPr>
+          <w:lang w:val="ru-RU"/>
+        </w:rPr>
+        <w:t xml:space="preserve"> говорили – они действительно стали последней надеждой народов пони.</w:t>
       </w:r>
     </w:p>
     <w:p>
@@ -6412,7 +6435,19 @@
         <w:rPr>
           <w:lang w:val="ru-RU"/>
         </w:rPr>
-        <w:t xml:space="preserve"> они бездействуют, а потому что память об их действием буквально исчезает по воле чёрных магов Армии Ночи.</w:t>
+        <w:t xml:space="preserve"> они бездействуют, а потому что память об их действи</w:t>
+      </w:r>
+      <w:r>
+        <w:rPr>
+          <w:lang w:val="ru-RU"/>
+        </w:rPr>
+        <w:t>ях</w:t>
+      </w:r>
+      <w:r>
+        <w:rPr>
+          <w:lang w:val="ru-RU"/>
+        </w:rPr>
+        <w:t xml:space="preserve"> буквально исчезает по воле чёрных магов Армии Ночи.</w:t>
       </w:r>
       <w:r>
         <w:rPr>

--- a/FIE/FIE Stories of the Rebellion.docx
+++ b/FIE/FIE Stories of the Rebellion.docx
@@ -1,6 +1,6 @@
 
 <file path=word/document.xml><?xml version="1.0" encoding="utf-8"?>
-<w:document xmlns:wpc="http://schemas.microsoft.com/office/word/2010/wordprocessingCanvas" xmlns:cx="http://schemas.microsoft.com/office/drawing/2014/chartex" xmlns:cx1="http://schemas.microsoft.com/office/drawing/2015/9/8/chartex" xmlns:cx2="http://schemas.microsoft.com/office/drawing/2015/10/21/chartex" xmlns:cx3="http://schemas.microsoft.com/office/drawing/2016/5/9/chartex" xmlns:cx4="http://schemas.microsoft.com/office/drawing/2016/5/10/chartex" xmlns:cx5="http://schemas.microsoft.com/office/drawing/2016/5/11/chartex" xmlns:cx6="http://schemas.microsoft.com/office/drawing/2016/5/12/chartex" xmlns:cx7="http://schemas.microsoft.com/office/drawing/2016/5/13/chartex" xmlns:cx8="http://schemas.microsoft.com/office/drawing/2016/5/14/chartex" xmlns:mc="http://schemas.openxmlformats.org/markup-compatibility/2006" xmlns:aink="http://schemas.microsoft.com/office/drawing/2016/ink" xmlns:am3d="http://schemas.microsoft.com/office/drawing/2017/model3d" xmlns:o="urn:schemas-microsoft-com:office:office" xmlns:oel="http://schemas.microsoft.com/office/2019/extlst" xmlns:r="http://schemas.openxmlformats.org/officeDocument/2006/relationships" xmlns:m="http://schemas.openxmlformats.org/officeDocument/2006/math" xmlns:v="urn:schemas-microsoft-com:vml" xmlns:wp14="http://schemas.microsoft.com/office/word/2010/wordprocessingDrawing" xmlns:wp="http://schemas.openxmlformats.org/drawingml/2006/wordprocessingDrawing" xmlns:w10="urn:schemas-microsoft-com:office:word" xmlns:w="http://schemas.openxmlformats.org/wordprocessingml/2006/main" xmlns:w14="http://schemas.microsoft.com/office/word/2010/wordml" xmlns:w15="http://schemas.microsoft.com/office/word/2012/wordml" xmlns:w16cex="http://schemas.microsoft.com/office/word/2018/wordml/cex" xmlns:w16cid="http://schemas.microsoft.com/office/word/2016/wordml/cid" xmlns:w16="http://schemas.microsoft.com/office/word/2018/wordml" xmlns:w16sdtdh="http://schemas.microsoft.com/office/word/2020/wordml/sdtdatahash" xmlns:w16se="http://schemas.microsoft.com/office/word/2015/wordml/symex" xmlns:wpg="http://schemas.microsoft.com/office/word/2010/wordprocessingGroup" xmlns:wpi="http://schemas.microsoft.com/office/word/2010/wordprocessingInk" xmlns:wne="http://schemas.microsoft.com/office/word/2006/wordml" xmlns:wps="http://schemas.microsoft.com/office/word/2010/wordprocessingShape" mc:Ignorable="w14 w15 w16se w16cid w16 w16cex w16sdtdh wp14">
+<w:document xmlns:wpc="http://schemas.microsoft.com/office/word/2010/wordprocessingCanvas" xmlns:cx="http://schemas.microsoft.com/office/drawing/2014/chartex" xmlns:cx1="http://schemas.microsoft.com/office/drawing/2015/9/8/chartex" xmlns:cx2="http://schemas.microsoft.com/office/drawing/2015/10/21/chartex" xmlns:cx3="http://schemas.microsoft.com/office/drawing/2016/5/9/chartex" xmlns:cx4="http://schemas.microsoft.com/office/drawing/2016/5/10/chartex" xmlns:cx5="http://schemas.microsoft.com/office/drawing/2016/5/11/chartex" xmlns:cx6="http://schemas.microsoft.com/office/drawing/2016/5/12/chartex" xmlns:cx7="http://schemas.microsoft.com/office/drawing/2016/5/13/chartex" xmlns:cx8="http://schemas.microsoft.com/office/drawing/2016/5/14/chartex" xmlns:mc="http://schemas.openxmlformats.org/markup-compatibility/2006" xmlns:aink="http://schemas.microsoft.com/office/drawing/2016/ink" xmlns:am3d="http://schemas.microsoft.com/office/drawing/2017/model3d" xmlns:o="urn:schemas-microsoft-com:office:office" xmlns:oel="http://schemas.microsoft.com/office/2019/extlst" xmlns:r="http://schemas.openxmlformats.org/officeDocument/2006/relationships" xmlns:m="http://schemas.openxmlformats.org/officeDocument/2006/math" xmlns:v="urn:schemas-microsoft-com:vml" xmlns:wp14="http://schemas.microsoft.com/office/word/2010/wordprocessingDrawing" xmlns:wp="http://schemas.openxmlformats.org/drawingml/2006/wordprocessingDrawing" xmlns:w10="urn:schemas-microsoft-com:office:word" xmlns:w="http://schemas.openxmlformats.org/wordprocessingml/2006/main" xmlns:w14="http://schemas.microsoft.com/office/word/2010/wordml" xmlns:w15="http://schemas.microsoft.com/office/word/2012/wordml" xmlns:w16cex="http://schemas.microsoft.com/office/word/2018/wordml/cex" xmlns:w16cid="http://schemas.microsoft.com/office/word/2016/wordml/cid" xmlns:w16="http://schemas.microsoft.com/office/word/2018/wordml" xmlns:w16du="http://schemas.microsoft.com/office/word/2023/wordml/word16du" xmlns:w16sdtdh="http://schemas.microsoft.com/office/word/2020/wordml/sdtdatahash" xmlns:w16sdtfl="http://schemas.microsoft.com/office/word/2024/wordml/sdtformatlock" xmlns:w16se="http://schemas.microsoft.com/office/word/2015/wordml/symex" xmlns:wpg="http://schemas.microsoft.com/office/word/2010/wordprocessingGroup" xmlns:wpi="http://schemas.microsoft.com/office/word/2010/wordprocessingInk" xmlns:wne="http://schemas.microsoft.com/office/word/2006/wordml" xmlns:wps="http://schemas.microsoft.com/office/word/2010/wordprocessingShape" mc:Ignorable="w14 w15 w16se w16cid w16 w16cex w16sdtdh w16sdtfl w16du wp14">
   <w:body>
     <w:sdt>
       <w:sdtPr>
@@ -10,6 +10,7 @@
           <w:docPartUnique/>
         </w:docPartObj>
       </w:sdtPr>
+      <w:sdtEndPr/>
       <w:sdtContent>
         <w:p/>
         <w:p>
@@ -106,6 +107,7 @@
                                     <w:calendar w:val="gregorian"/>
                                   </w:date>
                                 </w:sdtPr>
+                                <w:sdtEndPr/>
                                 <w:sdtContent>
                                   <w:p>
                                     <w:pPr>
@@ -329,6 +331,7 @@
                                   <w:dataBinding w:prefixMappings="xmlns:ns0='http://purl.org/dc/elements/1.1/' xmlns:ns1='http://schemas.openxmlformats.org/package/2006/metadata/core-properties' " w:xpath="/ns1:coreProperties[1]/ns0:creator[1]" w:storeItemID="{6C3C8BC8-F283-45AE-878A-BAB7291924A1}"/>
                                   <w:text/>
                                 </w:sdtPr>
+                                <w:sdtEndPr/>
                                 <w:sdtContent>
                                   <w:p>
                                     <w:pPr>
@@ -377,6 +380,7 @@
                                     <w:dataBinding w:prefixMappings="xmlns:ns0='http://schemas.openxmlformats.org/officeDocument/2006/extended-properties' " w:xpath="/ns0:Properties[1]/ns0:Company[1]" w:storeItemID="{6668398D-A668-4E3E-A5EB-62B293D839F1}"/>
                                     <w:text/>
                                   </w:sdtPr>
+                                  <w:sdtEndPr/>
                                   <w:sdtContent>
                                     <w:r>
                                       <w:rPr>
@@ -414,6 +418,7 @@
                                     <w:dataBinding w:prefixMappings="xmlns:ns0='http://schemas.microsoft.com/office/2006/coverPageProps' " w:xpath="/ns0:CoverPageProperties[1]/ns0:CompanyAddress[1]" w:storeItemID="{55AF091B-3C7A-41E3-B477-F2FDAA23CFDA}"/>
                                     <w:text/>
                                   </w:sdtPr>
+                                  <w:sdtEndPr/>
                                   <w:sdtContent>
                                     <w:r>
                                       <w:rPr>
@@ -683,6 +688,7 @@
                                     <w:dataBinding w:prefixMappings="xmlns:ns0='http://purl.org/dc/elements/1.1/' xmlns:ns1='http://schemas.openxmlformats.org/package/2006/metadata/core-properties' " w:xpath="/ns1:coreProperties[1]/ns0:title[1]" w:storeItemID="{6C3C8BC8-F283-45AE-878A-BAB7291924A1}"/>
                                     <w:text w:multiLine="1"/>
                                   </w:sdtPr>
+                                  <w:sdtEndPr/>
                                   <w:sdtContent>
                                     <w:r>
                                       <w:rPr>
@@ -727,6 +733,7 @@
                                   <w:dataBinding w:prefixMappings="xmlns:ns0='http://purl.org/dc/elements/1.1/' xmlns:ns1='http://schemas.openxmlformats.org/package/2006/metadata/core-properties' " w:xpath="/ns1:coreProperties[1]/ns0:subject[1]" w:storeItemID="{6C3C8BC8-F283-45AE-878A-BAB7291924A1}"/>
                                   <w:text/>
                                 </w:sdtPr>
+                                <w:sdtEndPr/>
                                 <w:sdtContent>
                                   <w:p>
                                     <w:pPr>
@@ -6585,7 +6592,7 @@
 </file>
 
 <file path=word/endnotes.xml><?xml version="1.0" encoding="utf-8"?>
-<w:endnotes xmlns:wpc="http://schemas.microsoft.com/office/word/2010/wordprocessingCanvas" xmlns:cx="http://schemas.microsoft.com/office/drawing/2014/chartex" xmlns:cx1="http://schemas.microsoft.com/office/drawing/2015/9/8/chartex" xmlns:cx2="http://schemas.microsoft.com/office/drawing/2015/10/21/chartex" xmlns:cx3="http://schemas.microsoft.com/office/drawing/2016/5/9/chartex" xmlns:cx4="http://schemas.microsoft.com/office/drawing/2016/5/10/chartex" xmlns:cx5="http://schemas.microsoft.com/office/drawing/2016/5/11/chartex" xmlns:cx6="http://schemas.microsoft.com/office/drawing/2016/5/12/chartex" xmlns:cx7="http://schemas.microsoft.com/office/drawing/2016/5/13/chartex" xmlns:cx8="http://schemas.microsoft.com/office/drawing/2016/5/14/chartex" xmlns:mc="http://schemas.openxmlformats.org/markup-compatibility/2006" xmlns:aink="http://schemas.microsoft.com/office/drawing/2016/ink" xmlns:am3d="http://schemas.microsoft.com/office/drawing/2017/model3d" xmlns:o="urn:schemas-microsoft-com:office:office" xmlns:oel="http://schemas.microsoft.com/office/2019/extlst" xmlns:r="http://schemas.openxmlformats.org/officeDocument/2006/relationships" xmlns:m="http://schemas.openxmlformats.org/officeDocument/2006/math" xmlns:v="urn:schemas-microsoft-com:vml" xmlns:wp14="http://schemas.microsoft.com/office/word/2010/wordprocessingDrawing" xmlns:wp="http://schemas.openxmlformats.org/drawingml/2006/wordprocessingDrawing" xmlns:w10="urn:schemas-microsoft-com:office:word" xmlns:w="http://schemas.openxmlformats.org/wordprocessingml/2006/main" xmlns:w14="http://schemas.microsoft.com/office/word/2010/wordml" xmlns:w15="http://schemas.microsoft.com/office/word/2012/wordml" xmlns:w16cex="http://schemas.microsoft.com/office/word/2018/wordml/cex" xmlns:w16cid="http://schemas.microsoft.com/office/word/2016/wordml/cid" xmlns:w16="http://schemas.microsoft.com/office/word/2018/wordml" xmlns:w16sdtdh="http://schemas.microsoft.com/office/word/2020/wordml/sdtdatahash" xmlns:w16se="http://schemas.microsoft.com/office/word/2015/wordml/symex" xmlns:wpg="http://schemas.microsoft.com/office/word/2010/wordprocessingGroup" xmlns:wpi="http://schemas.microsoft.com/office/word/2010/wordprocessingInk" xmlns:wne="http://schemas.microsoft.com/office/word/2006/wordml" xmlns:wps="http://schemas.microsoft.com/office/word/2010/wordprocessingShape" mc:Ignorable="w14 w15 w16se w16cid w16 w16cex w16sdtdh wp14">
+<w:endnotes xmlns:wpc="http://schemas.microsoft.com/office/word/2010/wordprocessingCanvas" xmlns:cx="http://schemas.microsoft.com/office/drawing/2014/chartex" xmlns:cx1="http://schemas.microsoft.com/office/drawing/2015/9/8/chartex" xmlns:cx2="http://schemas.microsoft.com/office/drawing/2015/10/21/chartex" xmlns:cx3="http://schemas.microsoft.com/office/drawing/2016/5/9/chartex" xmlns:cx4="http://schemas.microsoft.com/office/drawing/2016/5/10/chartex" xmlns:cx5="http://schemas.microsoft.com/office/drawing/2016/5/11/chartex" xmlns:cx6="http://schemas.microsoft.com/office/drawing/2016/5/12/chartex" xmlns:cx7="http://schemas.microsoft.com/office/drawing/2016/5/13/chartex" xmlns:cx8="http://schemas.microsoft.com/office/drawing/2016/5/14/chartex" xmlns:mc="http://schemas.openxmlformats.org/markup-compatibility/2006" xmlns:aink="http://schemas.microsoft.com/office/drawing/2016/ink" xmlns:am3d="http://schemas.microsoft.com/office/drawing/2017/model3d" xmlns:o="urn:schemas-microsoft-com:office:office" xmlns:oel="http://schemas.microsoft.com/office/2019/extlst" xmlns:r="http://schemas.openxmlformats.org/officeDocument/2006/relationships" xmlns:m="http://schemas.openxmlformats.org/officeDocument/2006/math" xmlns:v="urn:schemas-microsoft-com:vml" xmlns:wp14="http://schemas.microsoft.com/office/word/2010/wordprocessingDrawing" xmlns:wp="http://schemas.openxmlformats.org/drawingml/2006/wordprocessingDrawing" xmlns:w10="urn:schemas-microsoft-com:office:word" xmlns:w="http://schemas.openxmlformats.org/wordprocessingml/2006/main" xmlns:w14="http://schemas.microsoft.com/office/word/2010/wordml" xmlns:w15="http://schemas.microsoft.com/office/word/2012/wordml" xmlns:w16cex="http://schemas.microsoft.com/office/word/2018/wordml/cex" xmlns:w16cid="http://schemas.microsoft.com/office/word/2016/wordml/cid" xmlns:w16="http://schemas.microsoft.com/office/word/2018/wordml" xmlns:w16du="http://schemas.microsoft.com/office/word/2023/wordml/word16du" xmlns:w16sdtdh="http://schemas.microsoft.com/office/word/2020/wordml/sdtdatahash" xmlns:w16sdtfl="http://schemas.microsoft.com/office/word/2024/wordml/sdtformatlock" xmlns:w16se="http://schemas.microsoft.com/office/word/2015/wordml/symex" xmlns:wpg="http://schemas.microsoft.com/office/word/2010/wordprocessingGroup" xmlns:wpi="http://schemas.microsoft.com/office/word/2010/wordprocessingInk" xmlns:wne="http://schemas.microsoft.com/office/word/2006/wordml" xmlns:wps="http://schemas.microsoft.com/office/word/2010/wordprocessingShape" mc:Ignorable="w14 w15 w16se w16cid w16 w16cex w16sdtdh w16sdtfl w16du wp14">
   <w:endnote w:type="separator" w:id="-1">
     <w:p>
       <w:pPr>
@@ -6610,7 +6617,7 @@
 </file>
 
 <file path=word/footnotes.xml><?xml version="1.0" encoding="utf-8"?>
-<w:footnotes xmlns:wpc="http://schemas.microsoft.com/office/word/2010/wordprocessingCanvas" xmlns:cx="http://schemas.microsoft.com/office/drawing/2014/chartex" xmlns:cx1="http://schemas.microsoft.com/office/drawing/2015/9/8/chartex" xmlns:cx2="http://schemas.microsoft.com/office/drawing/2015/10/21/chartex" xmlns:cx3="http://schemas.microsoft.com/office/drawing/2016/5/9/chartex" xmlns:cx4="http://schemas.microsoft.com/office/drawing/2016/5/10/chartex" xmlns:cx5="http://schemas.microsoft.com/office/drawing/2016/5/11/chartex" xmlns:cx6="http://schemas.microsoft.com/office/drawing/2016/5/12/chartex" xmlns:cx7="http://schemas.microsoft.com/office/drawing/2016/5/13/chartex" xmlns:cx8="http://schemas.microsoft.com/office/drawing/2016/5/14/chartex" xmlns:mc="http://schemas.openxmlformats.org/markup-compatibility/2006" xmlns:aink="http://schemas.microsoft.com/office/drawing/2016/ink" xmlns:am3d="http://schemas.microsoft.com/office/drawing/2017/model3d" xmlns:o="urn:schemas-microsoft-com:office:office" xmlns:oel="http://schemas.microsoft.com/office/2019/extlst" xmlns:r="http://schemas.openxmlformats.org/officeDocument/2006/relationships" xmlns:m="http://schemas.openxmlformats.org/officeDocument/2006/math" xmlns:v="urn:schemas-microsoft-com:vml" xmlns:wp14="http://schemas.microsoft.com/office/word/2010/wordprocessingDrawing" xmlns:wp="http://schemas.openxmlformats.org/drawingml/2006/wordprocessingDrawing" xmlns:w10="urn:schemas-microsoft-com:office:word" xmlns:w="http://schemas.openxmlformats.org/wordprocessingml/2006/main" xmlns:w14="http://schemas.microsoft.com/office/word/2010/wordml" xmlns:w15="http://schemas.microsoft.com/office/word/2012/wordml" xmlns:w16cex="http://schemas.microsoft.com/office/word/2018/wordml/cex" xmlns:w16cid="http://schemas.microsoft.com/office/word/2016/wordml/cid" xmlns:w16="http://schemas.microsoft.com/office/word/2018/wordml" xmlns:w16sdtdh="http://schemas.microsoft.com/office/word/2020/wordml/sdtdatahash" xmlns:w16se="http://schemas.microsoft.com/office/word/2015/wordml/symex" xmlns:wpg="http://schemas.microsoft.com/office/word/2010/wordprocessingGroup" xmlns:wpi="http://schemas.microsoft.com/office/word/2010/wordprocessingInk" xmlns:wne="http://schemas.microsoft.com/office/word/2006/wordml" xmlns:wps="http://schemas.microsoft.com/office/word/2010/wordprocessingShape" mc:Ignorable="w14 w15 w16se w16cid w16 w16cex w16sdtdh wp14">
+<w:footnotes xmlns:wpc="http://schemas.microsoft.com/office/word/2010/wordprocessingCanvas" xmlns:cx="http://schemas.microsoft.com/office/drawing/2014/chartex" xmlns:cx1="http://schemas.microsoft.com/office/drawing/2015/9/8/chartex" xmlns:cx2="http://schemas.microsoft.com/office/drawing/2015/10/21/chartex" xmlns:cx3="http://schemas.microsoft.com/office/drawing/2016/5/9/chartex" xmlns:cx4="http://schemas.microsoft.com/office/drawing/2016/5/10/chartex" xmlns:cx5="http://schemas.microsoft.com/office/drawing/2016/5/11/chartex" xmlns:cx6="http://schemas.microsoft.com/office/drawing/2016/5/12/chartex" xmlns:cx7="http://schemas.microsoft.com/office/drawing/2016/5/13/chartex" xmlns:cx8="http://schemas.microsoft.com/office/drawing/2016/5/14/chartex" xmlns:mc="http://schemas.openxmlformats.org/markup-compatibility/2006" xmlns:aink="http://schemas.microsoft.com/office/drawing/2016/ink" xmlns:am3d="http://schemas.microsoft.com/office/drawing/2017/model3d" xmlns:o="urn:schemas-microsoft-com:office:office" xmlns:oel="http://schemas.microsoft.com/office/2019/extlst" xmlns:r="http://schemas.openxmlformats.org/officeDocument/2006/relationships" xmlns:m="http://schemas.openxmlformats.org/officeDocument/2006/math" xmlns:v="urn:schemas-microsoft-com:vml" xmlns:wp14="http://schemas.microsoft.com/office/word/2010/wordprocessingDrawing" xmlns:wp="http://schemas.openxmlformats.org/drawingml/2006/wordprocessingDrawing" xmlns:w10="urn:schemas-microsoft-com:office:word" xmlns:w="http://schemas.openxmlformats.org/wordprocessingml/2006/main" xmlns:w14="http://schemas.microsoft.com/office/word/2010/wordml" xmlns:w15="http://schemas.microsoft.com/office/word/2012/wordml" xmlns:w16cex="http://schemas.microsoft.com/office/word/2018/wordml/cex" xmlns:w16cid="http://schemas.microsoft.com/office/word/2016/wordml/cid" xmlns:w16="http://schemas.microsoft.com/office/word/2018/wordml" xmlns:w16du="http://schemas.microsoft.com/office/word/2023/wordml/word16du" xmlns:w16sdtdh="http://schemas.microsoft.com/office/word/2020/wordml/sdtdatahash" xmlns:w16sdtfl="http://schemas.microsoft.com/office/word/2024/wordml/sdtformatlock" xmlns:w16se="http://schemas.microsoft.com/office/word/2015/wordml/symex" xmlns:wpg="http://schemas.microsoft.com/office/word/2010/wordprocessingGroup" xmlns:wpi="http://schemas.microsoft.com/office/word/2010/wordprocessingInk" xmlns:wne="http://schemas.microsoft.com/office/word/2006/wordml" xmlns:wps="http://schemas.microsoft.com/office/word/2010/wordprocessingShape" mc:Ignorable="w14 w15 w16se w16cid w16 w16cex w16sdtdh w16sdtfl w16du wp14">
   <w:footnote w:type="separator" w:id="-1">
     <w:p>
       <w:pPr>
@@ -6635,7 +6642,7 @@
 </file>
 
 <file path=word/header1.xml><?xml version="1.0" encoding="utf-8"?>
-<w:hdr xmlns:wpc="http://schemas.microsoft.com/office/word/2010/wordprocessingCanvas" xmlns:cx="http://schemas.microsoft.com/office/drawing/2014/chartex" xmlns:cx1="http://schemas.microsoft.com/office/drawing/2015/9/8/chartex" xmlns:cx2="http://schemas.microsoft.com/office/drawing/2015/10/21/chartex" xmlns:cx3="http://schemas.microsoft.com/office/drawing/2016/5/9/chartex" xmlns:cx4="http://schemas.microsoft.com/office/drawing/2016/5/10/chartex" xmlns:cx5="http://schemas.microsoft.com/office/drawing/2016/5/11/chartex" xmlns:cx6="http://schemas.microsoft.com/office/drawing/2016/5/12/chartex" xmlns:cx7="http://schemas.microsoft.com/office/drawing/2016/5/13/chartex" xmlns:cx8="http://schemas.microsoft.com/office/drawing/2016/5/14/chartex" xmlns:mc="http://schemas.openxmlformats.org/markup-compatibility/2006" xmlns:aink="http://schemas.microsoft.com/office/drawing/2016/ink" xmlns:am3d="http://schemas.microsoft.com/office/drawing/2017/model3d" xmlns:o="urn:schemas-microsoft-com:office:office" xmlns:oel="http://schemas.microsoft.com/office/2019/extlst" xmlns:r="http://schemas.openxmlformats.org/officeDocument/2006/relationships" xmlns:m="http://schemas.openxmlformats.org/officeDocument/2006/math" xmlns:v="urn:schemas-microsoft-com:vml" xmlns:wp14="http://schemas.microsoft.com/office/word/2010/wordprocessingDrawing" xmlns:wp="http://schemas.openxmlformats.org/drawingml/2006/wordprocessingDrawing" xmlns:w10="urn:schemas-microsoft-com:office:word" xmlns:w="http://schemas.openxmlformats.org/wordprocessingml/2006/main" xmlns:w14="http://schemas.microsoft.com/office/word/2010/wordml" xmlns:w15="http://schemas.microsoft.com/office/word/2012/wordml" xmlns:w16cex="http://schemas.microsoft.com/office/word/2018/wordml/cex" xmlns:w16cid="http://schemas.microsoft.com/office/word/2016/wordml/cid" xmlns:w16="http://schemas.microsoft.com/office/word/2018/wordml" xmlns:w16sdtdh="http://schemas.microsoft.com/office/word/2020/wordml/sdtdatahash" xmlns:w16se="http://schemas.microsoft.com/office/word/2015/wordml/symex" xmlns:wpg="http://schemas.microsoft.com/office/word/2010/wordprocessingGroup" xmlns:wpi="http://schemas.microsoft.com/office/word/2010/wordprocessingInk" xmlns:wne="http://schemas.microsoft.com/office/word/2006/wordml" xmlns:wps="http://schemas.microsoft.com/office/word/2010/wordprocessingShape" mc:Ignorable="w14 w15 w16se w16cid w16 w16cex w16sdtdh wp14">
+<w:hdr xmlns:wpc="http://schemas.microsoft.com/office/word/2010/wordprocessingCanvas" xmlns:cx="http://schemas.microsoft.com/office/drawing/2014/chartex" xmlns:cx1="http://schemas.microsoft.com/office/drawing/2015/9/8/chartex" xmlns:cx2="http://schemas.microsoft.com/office/drawing/2015/10/21/chartex" xmlns:cx3="http://schemas.microsoft.com/office/drawing/2016/5/9/chartex" xmlns:cx4="http://schemas.microsoft.com/office/drawing/2016/5/10/chartex" xmlns:cx5="http://schemas.microsoft.com/office/drawing/2016/5/11/chartex" xmlns:cx6="http://schemas.microsoft.com/office/drawing/2016/5/12/chartex" xmlns:cx7="http://schemas.microsoft.com/office/drawing/2016/5/13/chartex" xmlns:cx8="http://schemas.microsoft.com/office/drawing/2016/5/14/chartex" xmlns:mc="http://schemas.openxmlformats.org/markup-compatibility/2006" xmlns:aink="http://schemas.microsoft.com/office/drawing/2016/ink" xmlns:am3d="http://schemas.microsoft.com/office/drawing/2017/model3d" xmlns:o="urn:schemas-microsoft-com:office:office" xmlns:oel="http://schemas.microsoft.com/office/2019/extlst" xmlns:r="http://schemas.openxmlformats.org/officeDocument/2006/relationships" xmlns:m="http://schemas.openxmlformats.org/officeDocument/2006/math" xmlns:v="urn:schemas-microsoft-com:vml" xmlns:wp14="http://schemas.microsoft.com/office/word/2010/wordprocessingDrawing" xmlns:wp="http://schemas.openxmlformats.org/drawingml/2006/wordprocessingDrawing" xmlns:w10="urn:schemas-microsoft-com:office:word" xmlns:w="http://schemas.openxmlformats.org/wordprocessingml/2006/main" xmlns:w14="http://schemas.microsoft.com/office/word/2010/wordml" xmlns:w15="http://schemas.microsoft.com/office/word/2012/wordml" xmlns:w16cex="http://schemas.microsoft.com/office/word/2018/wordml/cex" xmlns:w16cid="http://schemas.microsoft.com/office/word/2016/wordml/cid" xmlns:w16="http://schemas.microsoft.com/office/word/2018/wordml" xmlns:w16du="http://schemas.microsoft.com/office/word/2023/wordml/word16du" xmlns:w16sdtdh="http://schemas.microsoft.com/office/word/2020/wordml/sdtdatahash" xmlns:w16sdtfl="http://schemas.microsoft.com/office/word/2024/wordml/sdtformatlock" xmlns:w16se="http://schemas.microsoft.com/office/word/2015/wordml/symex" xmlns:wpg="http://schemas.microsoft.com/office/word/2010/wordprocessingGroup" xmlns:wpi="http://schemas.microsoft.com/office/word/2010/wordprocessingInk" xmlns:wne="http://schemas.microsoft.com/office/word/2006/wordml" xmlns:wps="http://schemas.microsoft.com/office/word/2010/wordprocessingShape" mc:Ignorable="w14 w15 w16se w16cid w16 w16cex w16sdtdh w16sdtfl w16du wp14">
   <w:sdt>
     <w:sdtPr>
       <w:id w:val="1741742156"/>
@@ -6688,7 +6695,7 @@
 </file>
 
 <file path=word/styles.xml><?xml version="1.0" encoding="utf-8"?>
-<w:styles xmlns:mc="http://schemas.openxmlformats.org/markup-compatibility/2006" xmlns:r="http://schemas.openxmlformats.org/officeDocument/2006/relationships" xmlns:w="http://schemas.openxmlformats.org/wordprocessingml/2006/main" xmlns:w14="http://schemas.microsoft.com/office/word/2010/wordml" xmlns:w15="http://schemas.microsoft.com/office/word/2012/wordml" xmlns:w16cex="http://schemas.microsoft.com/office/word/2018/wordml/cex" xmlns:w16cid="http://schemas.microsoft.com/office/word/2016/wordml/cid" xmlns:w16="http://schemas.microsoft.com/office/word/2018/wordml" xmlns:w16sdtdh="http://schemas.microsoft.com/office/word/2020/wordml/sdtdatahash" xmlns:w16se="http://schemas.microsoft.com/office/word/2015/wordml/symex" mc:Ignorable="w14 w15 w16se w16cid w16 w16cex w16sdtdh">
+<w:styles xmlns:mc="http://schemas.openxmlformats.org/markup-compatibility/2006" xmlns:r="http://schemas.openxmlformats.org/officeDocument/2006/relationships" xmlns:w="http://schemas.openxmlformats.org/wordprocessingml/2006/main" xmlns:w14="http://schemas.microsoft.com/office/word/2010/wordml" xmlns:w15="http://schemas.microsoft.com/office/word/2012/wordml" xmlns:w16cex="http://schemas.microsoft.com/office/word/2018/wordml/cex" xmlns:w16cid="http://schemas.microsoft.com/office/word/2016/wordml/cid" xmlns:w16="http://schemas.microsoft.com/office/word/2018/wordml" xmlns:w16du="http://schemas.microsoft.com/office/word/2023/wordml/word16du" xmlns:w16sdtdh="http://schemas.microsoft.com/office/word/2020/wordml/sdtdatahash" xmlns:w16sdtfl="http://schemas.microsoft.com/office/word/2024/wordml/sdtformatlock" xmlns:w16se="http://schemas.microsoft.com/office/word/2015/wordml/symex" mc:Ignorable="w14 w15 w16se w16cid w16 w16cex w16sdtdh w16sdtfl w16du">
   <w:docDefaults>
     <w:rPrDefault>
       <w:rPr>

--- a/FIE/FIE Stories of the Rebellion.docx
+++ b/FIE/FIE Stories of the Rebellion.docx
@@ -10,7 +10,6 @@
           <w:docPartUnique/>
         </w:docPartObj>
       </w:sdtPr>
-      <w:sdtEndPr/>
       <w:sdtContent>
         <w:p/>
         <w:p>
@@ -107,7 +106,6 @@
                                     <w:calendar w:val="gregorian"/>
                                   </w:date>
                                 </w:sdtPr>
-                                <w:sdtEndPr/>
                                 <w:sdtContent>
                                   <w:p>
                                     <w:pPr>
@@ -331,7 +329,6 @@
                                   <w:dataBinding w:prefixMappings="xmlns:ns0='http://purl.org/dc/elements/1.1/' xmlns:ns1='http://schemas.openxmlformats.org/package/2006/metadata/core-properties' " w:xpath="/ns1:coreProperties[1]/ns0:creator[1]" w:storeItemID="{6C3C8BC8-F283-45AE-878A-BAB7291924A1}"/>
                                   <w:text/>
                                 </w:sdtPr>
-                                <w:sdtEndPr/>
                                 <w:sdtContent>
                                   <w:p>
                                     <w:pPr>
@@ -380,7 +377,6 @@
                                     <w:dataBinding w:prefixMappings="xmlns:ns0='http://schemas.openxmlformats.org/officeDocument/2006/extended-properties' " w:xpath="/ns0:Properties[1]/ns0:Company[1]" w:storeItemID="{6668398D-A668-4E3E-A5EB-62B293D839F1}"/>
                                     <w:text/>
                                   </w:sdtPr>
-                                  <w:sdtEndPr/>
                                   <w:sdtContent>
                                     <w:r>
                                       <w:rPr>
@@ -418,7 +414,6 @@
                                     <w:dataBinding w:prefixMappings="xmlns:ns0='http://schemas.microsoft.com/office/2006/coverPageProps' " w:xpath="/ns0:CoverPageProperties[1]/ns0:CompanyAddress[1]" w:storeItemID="{55AF091B-3C7A-41E3-B477-F2FDAA23CFDA}"/>
                                     <w:text/>
                                   </w:sdtPr>
-                                  <w:sdtEndPr/>
                                   <w:sdtContent>
                                     <w:r>
                                       <w:rPr>
@@ -688,7 +683,6 @@
                                     <w:dataBinding w:prefixMappings="xmlns:ns0='http://purl.org/dc/elements/1.1/' xmlns:ns1='http://schemas.openxmlformats.org/package/2006/metadata/core-properties' " w:xpath="/ns1:coreProperties[1]/ns0:title[1]" w:storeItemID="{6C3C8BC8-F283-45AE-878A-BAB7291924A1}"/>
                                     <w:text w:multiLine="1"/>
                                   </w:sdtPr>
-                                  <w:sdtEndPr/>
                                   <w:sdtContent>
                                     <w:r>
                                       <w:rPr>
@@ -733,7 +727,6 @@
                                   <w:dataBinding w:prefixMappings="xmlns:ns0='http://purl.org/dc/elements/1.1/' xmlns:ns1='http://schemas.openxmlformats.org/package/2006/metadata/core-properties' " w:xpath="/ns1:coreProperties[1]/ns0:subject[1]" w:storeItemID="{6C3C8BC8-F283-45AE-878A-BAB7291924A1}"/>
                                   <w:text/>
                                 </w:sdtPr>
-                                <w:sdtEndPr/>
                                 <w:sdtContent>
                                   <w:p>
                                     <w:pPr>
@@ -1098,8 +1091,10 @@
             </w:tabs>
             <w:rPr>
               <w:noProof/>
-              <w:sz w:val="22"/>
-              <w:szCs w:val="22"/>
+              <w:kern w:val="2"/>
+              <w:sz w:val="24"/>
+              <w:szCs w:val="24"/>
+              <w14:ligatures w14:val="standardContextual"/>
             </w:rPr>
           </w:pPr>
           <w:r>
@@ -1111,7 +1106,7 @@
           <w:r>
             <w:fldChar w:fldCharType="separate"/>
           </w:r>
-          <w:hyperlink w:anchor="_Toc134913621" w:history="1">
+          <w:hyperlink w:anchor="_Toc198055969" w:history="1">
             <w:r>
               <w:rPr>
                 <w:rStyle w:val="Hyperlink"/>
@@ -1139,7 +1134,7 @@
                 <w:noProof/>
                 <w:webHidden/>
               </w:rPr>
-              <w:instrText xml:space="preserve"> PAGEREF _Toc134913621 \h </w:instrText>
+              <w:instrText xml:space="preserve"> PAGEREF _Toc198055969 \h </w:instrText>
             </w:r>
             <w:r>
               <w:rPr>
@@ -1178,11 +1173,13 @@
             </w:tabs>
             <w:rPr>
               <w:noProof/>
-              <w:sz w:val="22"/>
-              <w:szCs w:val="22"/>
+              <w:kern w:val="2"/>
+              <w:sz w:val="24"/>
+              <w:szCs w:val="24"/>
+              <w14:ligatures w14:val="standardContextual"/>
             </w:rPr>
           </w:pPr>
-          <w:hyperlink w:anchor="_Toc134913622" w:history="1">
+          <w:hyperlink w:anchor="_Toc198055970" w:history="1">
             <w:r>
               <w:rPr>
                 <w:rStyle w:val="Hyperlink"/>
@@ -1210,7 +1207,7 @@
                 <w:noProof/>
                 <w:webHidden/>
               </w:rPr>
-              <w:instrText xml:space="preserve"> PAGEREF _Toc134913622 \h </w:instrText>
+              <w:instrText xml:space="preserve"> PAGEREF _Toc198055970 \h </w:instrText>
             </w:r>
             <w:r>
               <w:rPr>
@@ -1249,11 +1246,13 @@
             </w:tabs>
             <w:rPr>
               <w:noProof/>
-              <w:sz w:val="22"/>
-              <w:szCs w:val="22"/>
+              <w:kern w:val="2"/>
+              <w:sz w:val="24"/>
+              <w:szCs w:val="24"/>
+              <w14:ligatures w14:val="standardContextual"/>
             </w:rPr>
           </w:pPr>
-          <w:hyperlink w:anchor="_Toc134913623" w:history="1">
+          <w:hyperlink w:anchor="_Toc198055971" w:history="1">
             <w:r>
               <w:rPr>
                 <w:rStyle w:val="Hyperlink"/>
@@ -1281,7 +1280,7 @@
                 <w:noProof/>
                 <w:webHidden/>
               </w:rPr>
-              <w:instrText xml:space="preserve"> PAGEREF _Toc134913623 \h </w:instrText>
+              <w:instrText xml:space="preserve"> PAGEREF _Toc198055971 \h </w:instrText>
             </w:r>
             <w:r>
               <w:rPr>
@@ -1320,11 +1319,13 @@
             </w:tabs>
             <w:rPr>
               <w:noProof/>
-              <w:sz w:val="22"/>
-              <w:szCs w:val="22"/>
+              <w:kern w:val="2"/>
+              <w:sz w:val="24"/>
+              <w:szCs w:val="24"/>
+              <w14:ligatures w14:val="standardContextual"/>
             </w:rPr>
           </w:pPr>
-          <w:hyperlink w:anchor="_Toc134913624" w:history="1">
+          <w:hyperlink w:anchor="_Toc198055972" w:history="1">
             <w:r>
               <w:rPr>
                 <w:rStyle w:val="Hyperlink"/>
@@ -1352,7 +1353,7 @@
                 <w:noProof/>
                 <w:webHidden/>
               </w:rPr>
-              <w:instrText xml:space="preserve"> PAGEREF _Toc134913624 \h </w:instrText>
+              <w:instrText xml:space="preserve"> PAGEREF _Toc198055972 \h </w:instrText>
             </w:r>
             <w:r>
               <w:rPr>
@@ -1391,11 +1392,13 @@
             </w:tabs>
             <w:rPr>
               <w:noProof/>
-              <w:sz w:val="22"/>
-              <w:szCs w:val="22"/>
+              <w:kern w:val="2"/>
+              <w:sz w:val="24"/>
+              <w:szCs w:val="24"/>
+              <w14:ligatures w14:val="standardContextual"/>
             </w:rPr>
           </w:pPr>
-          <w:hyperlink w:anchor="_Toc134913625" w:history="1">
+          <w:hyperlink w:anchor="_Toc198055973" w:history="1">
             <w:r>
               <w:rPr>
                 <w:rStyle w:val="Hyperlink"/>
@@ -1423,7 +1426,7 @@
                 <w:noProof/>
                 <w:webHidden/>
               </w:rPr>
-              <w:instrText xml:space="preserve"> PAGEREF _Toc134913625 \h </w:instrText>
+              <w:instrText xml:space="preserve"> PAGEREF _Toc198055973 \h </w:instrText>
             </w:r>
             <w:r>
               <w:rPr>
@@ -1462,11 +1465,13 @@
             </w:tabs>
             <w:rPr>
               <w:noProof/>
-              <w:sz w:val="22"/>
-              <w:szCs w:val="22"/>
+              <w:kern w:val="2"/>
+              <w:sz w:val="24"/>
+              <w:szCs w:val="24"/>
+              <w14:ligatures w14:val="standardContextual"/>
             </w:rPr>
           </w:pPr>
-          <w:hyperlink w:anchor="_Toc134913626" w:history="1">
+          <w:hyperlink w:anchor="_Toc198055974" w:history="1">
             <w:r>
               <w:rPr>
                 <w:rStyle w:val="Hyperlink"/>
@@ -1494,7 +1499,7 @@
                 <w:noProof/>
                 <w:webHidden/>
               </w:rPr>
-              <w:instrText xml:space="preserve"> PAGEREF _Toc134913626 \h </w:instrText>
+              <w:instrText xml:space="preserve"> PAGEREF _Toc198055974 \h </w:instrText>
             </w:r>
             <w:r>
               <w:rPr>
@@ -1552,7 +1557,7 @@
           <w:lang w:val="ru-RU"/>
         </w:rPr>
       </w:pPr>
-      <w:bookmarkStart w:id="0" w:name="_Toc134913621"/>
+      <w:bookmarkStart w:id="0" w:name="_Toc198055969"/>
       <w:r>
         <w:rPr>
           <w:lang w:val="ru-RU"/>
@@ -1624,7 +1629,7 @@
           <w:lang w:val="ru-RU"/>
         </w:rPr>
       </w:pPr>
-      <w:bookmarkStart w:id="1" w:name="_Toc134913622"/>
+      <w:bookmarkStart w:id="1" w:name="_Toc198055970"/>
       <w:r>
         <w:rPr>
           <w:lang w:val="ru-RU"/>
@@ -3163,7 +3168,7 @@
           <w:lang w:val="ru-RU"/>
         </w:rPr>
       </w:pPr>
-      <w:bookmarkStart w:id="2" w:name="_Toc134913623"/>
+      <w:bookmarkStart w:id="2" w:name="_Toc198055971"/>
       <w:r>
         <w:rPr>
           <w:lang w:val="ru-RU"/>
@@ -3665,7 +3670,21 @@
         <w:rPr>
           <w:lang w:val="ru-RU"/>
         </w:rPr>
-        <w:t xml:space="preserve"> то это автономия возведённая в абсолют. Во время самой большой их битвы под Понивилем, даже друзья заметили, что они не действуют как общая сила, а </w:t>
+        <w:t xml:space="preserve"> то это </w:t>
+      </w:r>
+      <w:proofErr w:type="gramStart"/>
+      <w:r>
+        <w:rPr>
+          <w:lang w:val="ru-RU"/>
+        </w:rPr>
+        <w:t>автономия</w:t>
+      </w:r>
+      <w:proofErr w:type="gramEnd"/>
+      <w:r>
+        <w:rPr>
+          <w:lang w:val="ru-RU"/>
+        </w:rPr>
+        <w:t xml:space="preserve"> возведённая в абсолют. Во время самой большой их битвы под Понивилем, даже друзья заметили, что они не действуют как общая сила, а </w:t>
       </w:r>
       <w:r>
         <w:rPr>
@@ -3904,7 +3923,7 @@
           <w:lang w:val="ru-RU"/>
         </w:rPr>
       </w:pPr>
-      <w:bookmarkStart w:id="3" w:name="_Toc134913624"/>
+      <w:bookmarkStart w:id="3" w:name="_Toc198055972"/>
       <w:r>
         <w:rPr>
           <w:lang w:val="ru-RU"/>
@@ -4543,7 +4562,7 @@
           <w:lang w:val="ru-RU"/>
         </w:rPr>
       </w:pPr>
-      <w:bookmarkStart w:id="4" w:name="_Toc134913625"/>
+      <w:bookmarkStart w:id="4" w:name="_Toc198055973"/>
       <w:r>
         <w:rPr>
           <w:lang w:val="ru-RU"/>
@@ -6321,7 +6340,7 @@
           <w:lang w:val="ru-RU"/>
         </w:rPr>
       </w:pPr>
-      <w:bookmarkStart w:id="5" w:name="_Toc134913626"/>
+      <w:bookmarkStart w:id="5" w:name="_Toc198055974"/>
       <w:r>
         <w:rPr>
           <w:lang w:val="ru-RU"/>
@@ -6577,6 +6596,436 @@
         </w:rPr>
         <w:t xml:space="preserve"> ключ ко всему.</w:t>
       </w:r>
+    </w:p>
+    <w:p>
+      <w:pPr>
+        <w:pStyle w:val="Heading1"/>
+        <w:rPr>
+          <w:lang w:val="ru-RU"/>
+        </w:rPr>
+      </w:pPr>
+      <w:r>
+        <w:rPr>
+          <w:lang w:val="ru-RU"/>
+        </w:rPr>
+        <w:lastRenderedPageBreak/>
+        <w:t>Профиль</w:t>
+      </w:r>
+      <w:r>
+        <w:rPr>
+          <w:lang w:val="ru-RU"/>
+        </w:rPr>
+        <w:t xml:space="preserve"> </w:t>
+      </w:r>
+      <w:r>
+        <w:rPr>
+          <w:lang w:val="ru-RU"/>
+        </w:rPr>
+        <w:t>проекта</w:t>
+      </w:r>
+      <w:r>
+        <w:rPr>
+          <w:lang w:val="ru-RU"/>
+        </w:rPr>
+        <w:t xml:space="preserve"> </w:t>
+      </w:r>
+      <w:r>
+        <w:t>S</w:t>
+      </w:r>
+      <w:r>
+        <w:t>Y</w:t>
+      </w:r>
+      <w:r>
+        <w:rPr>
+          <w:lang w:val="ru-RU"/>
+        </w:rPr>
+        <w:t>-0</w:t>
+      </w:r>
+      <w:r>
+        <w:rPr>
+          <w:lang w:val="ru-RU"/>
+        </w:rPr>
+        <w:t>1</w:t>
+      </w:r>
+      <w:r>
+        <w:rPr>
+          <w:lang w:val="ru-RU"/>
+        </w:rPr>
+        <w:t xml:space="preserve"> </w:t>
+      </w:r>
+      <w:r>
+        <w:rPr>
+          <w:lang w:val="ru-RU"/>
+        </w:rPr>
+        <w:t>«</w:t>
+      </w:r>
+      <w:r>
+        <w:rPr>
+          <w:lang w:val="ru-RU"/>
+        </w:rPr>
+        <w:t>Ласточка</w:t>
+      </w:r>
+      <w:r>
+        <w:rPr>
+          <w:lang w:val="ru-RU"/>
+        </w:rPr>
+        <w:t>»</w:t>
+      </w:r>
+    </w:p>
+    <w:p>
+      <w:pPr>
+        <w:rPr>
+          <w:lang w:val="uk-UA"/>
+        </w:rPr>
+      </w:pPr>
+      <w:r>
+        <w:rPr>
+          <w:lang w:val="ru-RU"/>
+        </w:rPr>
+        <w:t>Оригинальное обозначение изделия</w:t>
+      </w:r>
+      <w:r>
+        <w:rPr>
+          <w:lang w:val="ru-RU"/>
+        </w:rPr>
+        <w:t>:</w:t>
+      </w:r>
+      <w:r>
+        <w:rPr>
+          <w:lang w:val="ru-RU"/>
+        </w:rPr>
+        <w:t xml:space="preserve"> </w:t>
+      </w:r>
+      <w:r>
+        <w:t>SX</w:t>
+      </w:r>
+      <w:r>
+        <w:rPr>
+          <w:lang w:val="ru-RU"/>
+        </w:rPr>
+        <w:t>-</w:t>
+      </w:r>
+      <w:r>
+        <w:rPr>
+          <w:lang w:val="ru-RU"/>
+        </w:rPr>
+        <w:t>2</w:t>
+      </w:r>
+      <w:r>
+        <w:rPr>
+          <w:lang w:val="ru-RU"/>
+        </w:rPr>
+        <w:t>0</w:t>
+      </w:r>
+      <w:r>
+        <w:rPr>
+          <w:lang w:val="ru-RU"/>
+        </w:rPr>
+        <w:t>4</w:t>
+      </w:r>
+      <w:r>
+        <w:rPr>
+          <w:lang w:val="uk-UA"/>
+        </w:rPr>
+        <w:t>.</w:t>
+      </w:r>
+    </w:p>
+    <w:p>
+      <w:pPr>
+        <w:rPr>
+          <w:lang w:val="ru-RU"/>
+        </w:rPr>
+      </w:pPr>
+      <w:r>
+        <w:rPr>
+          <w:lang w:val="ru-RU"/>
+        </w:rPr>
+        <w:t>Управление проектом: Фолленстар, Астерия Велла</w:t>
+      </w:r>
+      <w:r>
+        <w:rPr>
+          <w:lang w:val="ru-RU"/>
+        </w:rPr>
+        <w:t>.</w:t>
+      </w:r>
+    </w:p>
+    <w:p>
+      <w:pPr>
+        <w:pStyle w:val="Heading2"/>
+        <w:rPr>
+          <w:lang w:val="ru-RU"/>
+        </w:rPr>
+      </w:pPr>
+      <w:r>
+        <w:rPr>
+          <w:lang w:val="ru-RU"/>
+        </w:rPr>
+        <w:t>Критические системы</w:t>
+      </w:r>
+    </w:p>
+    <w:p>
+      <w:pPr>
+        <w:rPr>
+          <w:lang w:val="ru-RU"/>
+        </w:rPr>
+      </w:pPr>
+      <w:r>
+        <w:rPr>
+          <w:lang w:val="ru-RU"/>
+        </w:rPr>
+        <w:t>Энергия:</w:t>
+      </w:r>
+    </w:p>
+    <w:p>
+      <w:pPr>
+        <w:rPr>
+          <w:lang w:val="ru-RU"/>
+        </w:rPr>
+      </w:pPr>
+      <w:r>
+        <w:rPr>
+          <w:lang w:val="ru-RU"/>
+        </w:rPr>
+        <w:t>Движение:</w:t>
+      </w:r>
+    </w:p>
+    <w:p>
+      <w:pPr>
+        <w:rPr>
+          <w:lang w:val="ru-RU"/>
+        </w:rPr>
+      </w:pPr>
+      <w:r>
+        <w:rPr>
+          <w:lang w:val="ru-RU"/>
+        </w:rPr>
+        <w:t>Жизнеобеспечение:</w:t>
+      </w:r>
+    </w:p>
+    <w:p>
+      <w:pPr>
+        <w:pStyle w:val="Heading2"/>
+        <w:rPr>
+          <w:lang w:val="ru-RU"/>
+        </w:rPr>
+      </w:pPr>
+      <w:r>
+        <w:rPr>
+          <w:lang w:val="ru-RU"/>
+        </w:rPr>
+        <w:t>Системы управления</w:t>
+      </w:r>
+    </w:p>
+    <w:p>
+      <w:pPr>
+        <w:rPr>
+          <w:lang w:val="ru-RU"/>
+        </w:rPr>
+      </w:pPr>
+      <w:r>
+        <w:rPr>
+          <w:lang w:val="ru-RU"/>
+        </w:rPr>
+        <w:t>Вычислительные блоки:</w:t>
+      </w:r>
+    </w:p>
+    <w:p>
+      <w:pPr>
+        <w:rPr>
+          <w:lang w:val="ru-RU"/>
+        </w:rPr>
+      </w:pPr>
+      <w:r>
+        <w:rPr>
+          <w:lang w:val="ru-RU"/>
+        </w:rPr>
+        <w:t>Коммуникации:</w:t>
+      </w:r>
+    </w:p>
+    <w:p>
+      <w:pPr>
+        <w:rPr>
+          <w:lang w:val="ru-RU"/>
+        </w:rPr>
+      </w:pPr>
+      <w:r>
+        <w:rPr>
+          <w:lang w:val="ru-RU"/>
+        </w:rPr>
+        <w:t>Интерфейсы экипажа:</w:t>
+      </w:r>
+    </w:p>
+    <w:p>
+      <w:pPr>
+        <w:rPr>
+          <w:lang w:val="ru-RU"/>
+        </w:rPr>
+      </w:pPr>
+      <w:r>
+        <w:rPr>
+          <w:lang w:val="ru-RU"/>
+        </w:rPr>
+        <w:t>Седло пилота:</w:t>
+      </w:r>
+    </w:p>
+    <w:p>
+      <w:pPr>
+        <w:pStyle w:val="Heading2"/>
+        <w:rPr>
+          <w:lang w:val="ru-RU"/>
+        </w:rPr>
+      </w:pPr>
+      <w:r>
+        <w:rPr>
+          <w:lang w:val="ru-RU"/>
+        </w:rPr>
+        <w:t>Защитные системы:</w:t>
+      </w:r>
+    </w:p>
+    <w:p>
+      <w:pPr>
+        <w:rPr>
+          <w:lang w:val="ru-RU"/>
+        </w:rPr>
+      </w:pPr>
+      <w:r>
+        <w:rPr>
+          <w:lang w:val="ru-RU"/>
+        </w:rPr>
+        <w:t>Бронирование:</w:t>
+      </w:r>
+    </w:p>
+    <w:p>
+      <w:pPr>
+        <w:rPr>
+          <w:lang w:val="ru-RU"/>
+        </w:rPr>
+      </w:pPr>
+      <w:r>
+        <w:rPr>
+          <w:lang w:val="ru-RU"/>
+        </w:rPr>
+        <w:t>Структурная стойкость:</w:t>
+      </w:r>
+    </w:p>
+    <w:p>
+      <w:pPr>
+        <w:rPr>
+          <w:lang w:val="ru-RU"/>
+        </w:rPr>
+      </w:pPr>
+      <w:r>
+        <w:rPr>
+          <w:lang w:val="ru-RU"/>
+        </w:rPr>
+        <w:t>Защитный барьер:</w:t>
+      </w:r>
+    </w:p>
+    <w:p>
+      <w:pPr>
+        <w:rPr>
+          <w:lang w:val="ru-RU"/>
+        </w:rPr>
+      </w:pPr>
+      <w:r>
+        <w:rPr>
+          <w:lang w:val="ru-RU"/>
+        </w:rPr>
+        <w:t>Метафизическая защита:</w:t>
+      </w:r>
+    </w:p>
+    <w:p>
+      <w:pPr>
+        <w:pStyle w:val="Heading2"/>
+        <w:rPr>
+          <w:lang w:val="ru-RU"/>
+        </w:rPr>
+      </w:pPr>
+      <w:r>
+        <w:rPr>
+          <w:lang w:val="ru-RU"/>
+        </w:rPr>
+        <w:t>Атакующие системы:</w:t>
+      </w:r>
+    </w:p>
+    <w:p>
+      <w:pPr>
+        <w:rPr>
+          <w:lang w:val="ru-RU"/>
+        </w:rPr>
+      </w:pPr>
+      <w:r>
+        <w:rPr>
+          <w:lang w:val="ru-RU"/>
+        </w:rPr>
+        <w:t>Боковые турели:</w:t>
+      </w:r>
+    </w:p>
+    <w:p>
+      <w:pPr>
+        <w:rPr>
+          <w:lang w:val="ru-RU"/>
+        </w:rPr>
+      </w:pPr>
+      <w:r>
+        <w:rPr>
+          <w:lang w:val="ru-RU"/>
+        </w:rPr>
+        <w:t>Основной калибр:</w:t>
+      </w:r>
+    </w:p>
+    <w:p>
+      <w:pPr>
+        <w:rPr>
+          <w:lang w:val="ru-RU"/>
+        </w:rPr>
+      </w:pPr>
+      <w:r>
+        <w:rPr>
+          <w:lang w:val="ru-RU"/>
+        </w:rPr>
+        <w:t>Бомбы:</w:t>
+      </w:r>
+    </w:p>
+    <w:p>
+      <w:pPr>
+        <w:pStyle w:val="Heading2"/>
+        <w:rPr>
+          <w:lang w:val="ru-RU"/>
+        </w:rPr>
+      </w:pPr>
+      <w:r>
+        <w:rPr>
+          <w:lang w:val="ru-RU"/>
+        </w:rPr>
+        <w:t xml:space="preserve">Специализованные </w:t>
+      </w:r>
+      <w:r>
+        <w:rPr>
+          <w:lang w:val="ru-RU"/>
+        </w:rPr>
+        <w:t>системы:</w:t>
+      </w:r>
+    </w:p>
+    <w:p>
+      <w:pPr>
+        <w:rPr>
+          <w:lang w:val="ru-RU"/>
+        </w:rPr>
+      </w:pPr>
+      <w:r>
+        <w:rPr>
+          <w:lang w:val="ru-RU"/>
+        </w:rPr>
+        <w:t>Ядро невидимости:</w:t>
+      </w:r>
+    </w:p>
+    <w:p>
+      <w:pPr>
+        <w:rPr>
+          <w:lang w:val="ru-RU"/>
+        </w:rPr>
+      </w:pPr>
     </w:p>
     <w:sectPr>
       <w:headerReference w:type="default" r:id="rId8"/>
@@ -7104,10 +7553,11 @@
     <w:link w:val="Heading1Char"/>
     <w:uiPriority w:val="9"/>
     <w:qFormat/>
-    <w:rsid w:val="00531706"/>
+    <w:rsid w:val="006B30CD"/>
     <w:pPr>
       <w:keepNext/>
       <w:keepLines/>
+      <w:pageBreakBefore/>
       <w:pBdr>
         <w:bottom w:val="single" w:sz="4" w:space="2" w:color="ED7D31" w:themeColor="accent2"/>
       </w:pBdr>
@@ -7344,7 +7794,7 @@
     <w:basedOn w:val="DefaultParagraphFont"/>
     <w:link w:val="Heading1"/>
     <w:uiPriority w:val="9"/>
-    <w:rsid w:val="00531706"/>
+    <w:rsid w:val="006B30CD"/>
     <w:rPr>
       <w:rFonts w:asciiTheme="majorHAnsi" w:eastAsiaTheme="majorEastAsia" w:hAnsiTheme="majorHAnsi" w:cstheme="majorBidi"/>
       <w:color w:val="262626" w:themeColor="text1" w:themeTint="D9"/>
